--- a/DATABRICKS CONCEPTS/Databricks Asset Bundles.docx
+++ b/DATABRICKS CONCEPTS/Databricks Asset Bundles.docx
@@ -27,7 +27,19 @@
           <w:rPr>
             <w:rStyle w:val="Hyperlink"/>
           </w:rPr>
-          <w:t>Install or update the Databricks CLI - Azure Databricks | Microsoft Learn</w:t>
+          <w:t>Install or update the Databricks CLI - Azure Databr</w:t>
+        </w:r>
+        <w:r>
+          <w:rPr>
+            <w:rStyle w:val="Hyperlink"/>
+          </w:rPr>
+          <w:t>i</w:t>
+        </w:r>
+        <w:r>
+          <w:rPr>
+            <w:rStyle w:val="Hyperlink"/>
+          </w:rPr>
+          <w:t>cks | Microsoft Learn</w:t>
         </w:r>
       </w:hyperlink>
     </w:p>
@@ -51,17 +63,8 @@
           <w:b/>
           <w:bCs/>
         </w:rPr>
-        <w:t xml:space="preserve"> Install Databricks CLI using </w:t>
-      </w:r>
-      <w:proofErr w:type="spellStart"/>
-      <w:r>
-        <w:rPr>
-          <w:b/>
-          <w:bCs/>
-        </w:rPr>
-        <w:t>WinGet</w:t>
-      </w:r>
-      <w:proofErr w:type="spellEnd"/>
+        <w:t xml:space="preserve"> Install Databricks CLI using WinGet</w:t>
+      </w:r>
     </w:p>
     <w:p>
       <w:pPr>
@@ -112,19 +115,9 @@
           <w:numId w:val="1"/>
         </w:numPr>
       </w:pPr>
-      <w:proofErr w:type="spellStart"/>
-      <w:r>
-        <w:t>winget</w:t>
-      </w:r>
-      <w:proofErr w:type="spellEnd"/>
-      <w:r>
-        <w:t xml:space="preserve"> install --id </w:t>
-      </w:r>
-      <w:proofErr w:type="spellStart"/>
-      <w:r>
-        <w:t>Databricks.DatabricksCLI</w:t>
-      </w:r>
-      <w:proofErr w:type="spellEnd"/>
+      <w:r>
+        <w:t>winget install --id Databricks.DatabricksCLI</w:t>
+      </w:r>
     </w:p>
     <w:p>
       <w:pPr>
@@ -149,8 +142,8 @@
     </w:p>
     <w:p>
       <w:r>
-        <w:pict w14:anchorId="6B6232DE">
-          <v:rect id="_x0000_i1050" style="width:0;height:1.5pt" o:hralign="center" o:hrstd="t" o:hr="t" fillcolor="#a0a0a0" stroked="f"/>
+        <w:pict w14:anchorId="4A5CCB7A">
+          <v:rect id="_x0000_i1101" style="width:0;height:1.5pt" o:hralign="center" o:hrstd="t" o:hr="t" fillcolor="#a0a0a0" stroked="f"/>
         </w:pict>
       </w:r>
     </w:p>
@@ -195,13 +188,8 @@
           <w:numId w:val="2"/>
         </w:numPr>
       </w:pPr>
-      <w:proofErr w:type="spellStart"/>
-      <w:r>
-        <w:t>databricks</w:t>
-      </w:r>
-      <w:proofErr w:type="spellEnd"/>
-      <w:r>
-        <w:t xml:space="preserve"> -v</w:t>
+      <w:r>
+        <w:t>databricks -v</w:t>
       </w:r>
     </w:p>
     <w:p>
@@ -217,8 +205,8 @@
     </w:p>
     <w:p>
       <w:r>
-        <w:pict w14:anchorId="31465A9F">
-          <v:rect id="_x0000_i1051" style="width:0;height:1.5pt" o:hralign="center" o:hrstd="t" o:hr="t" fillcolor="#a0a0a0" stroked="f"/>
+        <w:pict w14:anchorId="64F6E461">
+          <v:rect id="_x0000_i1102" style="width:0;height:1.5pt" o:hralign="center" o:hrstd="t" o:hr="t" fillcolor="#a0a0a0" stroked="f"/>
         </w:pict>
       </w:r>
     </w:p>
@@ -263,15 +251,7 @@
         <w:t>App Installer</w:t>
       </w:r>
       <w:r>
-        <w:t xml:space="preserve"> (</w:t>
-      </w:r>
-      <w:proofErr w:type="spellStart"/>
-      <w:r>
-        <w:t>WinGet</w:t>
-      </w:r>
-      <w:proofErr w:type="spellEnd"/>
-      <w:r>
-        <w:t>) to be working properly.</w:t>
+        <w:t xml:space="preserve"> (WinGet) to be working properly.</w:t>
       </w:r>
     </w:p>
     <w:p>
@@ -282,15 +262,7 @@
         </w:numPr>
       </w:pPr>
       <w:r>
-        <w:t xml:space="preserve">Ensure </w:t>
-      </w:r>
-      <w:proofErr w:type="spellStart"/>
-      <w:r>
-        <w:t>winget</w:t>
-      </w:r>
-      <w:proofErr w:type="spellEnd"/>
-      <w:r>
-        <w:t xml:space="preserve"> is recognized in your PATH before running the install.</w:t>
+        <w:t>Ensure winget is recognized in your PATH before running the install.</w:t>
       </w:r>
     </w:p>
     <w:p>
@@ -301,15 +273,7 @@
         </w:numPr>
       </w:pPr>
       <w:r>
-        <w:t xml:space="preserve">Use </w:t>
-      </w:r>
-      <w:proofErr w:type="spellStart"/>
-      <w:r>
-        <w:t>databricks</w:t>
-      </w:r>
-      <w:proofErr w:type="spellEnd"/>
-      <w:r>
-        <w:t xml:space="preserve"> -v to confirm the CLI is available globally.</w:t>
+        <w:t>Use databricks -v to confirm the CLI is available globally.</w:t>
       </w:r>
     </w:p>
     <w:p/>
@@ -364,8 +328,8 @@
     </w:p>
     <w:p>
       <w:r>
-        <w:pict w14:anchorId="398DF3E1">
-          <v:rect id="_x0000_i1096" style="width:0;height:1.5pt" o:hralign="center" o:hrstd="t" o:hr="t" fillcolor="#a0a0a0" stroked="f"/>
+        <w:pict w14:anchorId="6EA44E01">
+          <v:rect id="_x0000_i1103" style="width:0;height:1.5pt" o:hralign="center" o:hrstd="t" o:hr="t" fillcolor="#a0a0a0" stroked="f"/>
         </w:pict>
       </w:r>
     </w:p>
@@ -499,19 +463,11 @@
       <w:pPr>
         <w:ind w:left="720"/>
       </w:pPr>
-      <w:proofErr w:type="spellStart"/>
       <w:r>
         <w:rPr>
           <w:highlight w:val="yellow"/>
         </w:rPr>
-        <w:t>databricks</w:t>
-      </w:r>
-      <w:proofErr w:type="spellEnd"/>
-      <w:r>
-        <w:rPr>
-          <w:highlight w:val="yellow"/>
-        </w:rPr>
-        <w:t xml:space="preserve"> auth login --host "https://adb-&lt;workspace-id&gt;.&lt;region&gt;.azuredatabricks.net"</w:t>
+        <w:t>databricks auth login --host "https://adb-&lt;workspace-id&gt;.&lt;region&gt;.azuredatabricks.net"</w:t>
       </w:r>
     </w:p>
     <w:p>
@@ -533,13 +489,8 @@
         </w:numPr>
       </w:pPr>
       <w:r>
-        <w:t>Stores credentials in your .</w:t>
-      </w:r>
-      <w:proofErr w:type="spellStart"/>
-      <w:r>
-        <w:t>databrickscfg</w:t>
-      </w:r>
-      <w:proofErr w:type="spellEnd"/>
+        <w:t>Stores credentials in your .databrickscfg</w:t>
+      </w:r>
       <w:r>
         <w:t xml:space="preserve"> which is present : C:Users/DELL/</w:t>
       </w:r>
@@ -569,13 +520,8 @@
           <w:tab w:val="clear" w:pos="720"/>
         </w:tabs>
       </w:pPr>
-      <w:proofErr w:type="spellStart"/>
-      <w:r>
-        <w:t>databricks</w:t>
-      </w:r>
-      <w:proofErr w:type="spellEnd"/>
-      <w:r>
-        <w:t xml:space="preserve"> auth profiles</w:t>
+      <w:r>
+        <w:t>databricks auth profiles</w:t>
       </w:r>
     </w:p>
     <w:p>
@@ -586,21 +532,13 @@
         </w:numPr>
       </w:pPr>
       <w:r>
-        <w:t>Shows all configured profiles in .</w:t>
-      </w:r>
-      <w:proofErr w:type="spellStart"/>
-      <w:r>
-        <w:t>databrickscfg</w:t>
-      </w:r>
-      <w:proofErr w:type="spellEnd"/>
-      <w:r>
-        <w:t>.</w:t>
-      </w:r>
-    </w:p>
-    <w:p>
-      <w:r>
-        <w:pict w14:anchorId="15D1D0CA">
-          <v:rect id="_x0000_i1097" style="width:0;height:1.5pt" o:hralign="center" o:hrstd="t" o:hr="t" fillcolor="#a0a0a0" stroked="f"/>
+        <w:t>Shows all configured profiles in .databrickscfg.</w:t>
+      </w:r>
+    </w:p>
+    <w:p>
+      <w:r>
+        <w:pict w14:anchorId="3051645D">
+          <v:rect id="_x0000_i1104" style="width:0;height:1.5pt" o:hralign="center" o:hrstd="t" o:hr="t" fillcolor="#a0a0a0" stroked="f"/>
         </w:pict>
       </w:r>
     </w:p>
@@ -690,13 +628,8 @@
         </w:numPr>
       </w:pPr>
       <w:r>
-        <w:t xml:space="preserve">token = </w:t>
-      </w:r>
-      <w:proofErr w:type="spellStart"/>
-      <w:r>
-        <w:t>dapixxxxxxxx</w:t>
-      </w:r>
-      <w:proofErr w:type="spellEnd"/>
+        <w:t>token = dapixxxxxxxx</w:t>
+      </w:r>
     </w:p>
     <w:p>
       <w:pPr>
@@ -706,8 +639,8 @@
       </w:pPr>
       <w:r>
         <w:lastRenderedPageBreak/>
-        <w:pict w14:anchorId="2D4384E4">
-          <v:rect id="_x0000_i1098" style="width:0;height:1.5pt" o:hralign="center" o:hrstd="t" o:hr="t" fillcolor="#a0a0a0" stroked="f"/>
+        <w:pict w14:anchorId="3D84221F">
+          <v:rect id="_x0000_i1105" style="width:0;height:1.5pt" o:hralign="center" o:hrstd="t" o:hr="t" fillcolor="#a0a0a0" stroked="f"/>
         </w:pict>
       </w:r>
       <w:r>
@@ -719,23 +652,12 @@
     </w:p>
     <w:p>
       <w:r>
-        <w:t>For any command</w:t>
-      </w:r>
-      <w:r>
-        <w:t xml:space="preserve"> information: use flag -h</w:t>
-      </w:r>
-    </w:p>
-    <w:p>
-      <w:r>
-        <w:t xml:space="preserve">For example: </w:t>
-      </w:r>
-      <w:proofErr w:type="spellStart"/>
-      <w:r>
-        <w:t>databricks</w:t>
-      </w:r>
-      <w:proofErr w:type="spellEnd"/>
-      <w:r>
-        <w:t xml:space="preserve"> catalogs -h</w:t>
+        <w:t>For any command information: use flag -h</w:t>
+      </w:r>
+    </w:p>
+    <w:p>
+      <w:r>
+        <w:t>For example: databricks catalogs -h</w:t>
       </w:r>
     </w:p>
     <w:p>
@@ -762,13 +684,8 @@
       </w:r>
     </w:p>
     <w:p>
-      <w:proofErr w:type="spellStart"/>
-      <w:r>
-        <w:t>databricks</w:t>
-      </w:r>
-      <w:proofErr w:type="spellEnd"/>
-      <w:r>
-        <w:t xml:space="preserve"> unity-catalogs list --profile DEFAULT</w:t>
+      <w:r>
+        <w:t>databricks unity-catalogs list --profile DEFAULT</w:t>
       </w:r>
     </w:p>
     <w:p>
@@ -795,21 +712,8 @@
       </w:r>
     </w:p>
     <w:p>
-      <w:proofErr w:type="spellStart"/>
-      <w:r>
-        <w:t>databricks</w:t>
-      </w:r>
-      <w:proofErr w:type="spellEnd"/>
-      <w:r>
-        <w:t xml:space="preserve"> unity-catalogs create --name </w:t>
-      </w:r>
-      <w:proofErr w:type="spellStart"/>
-      <w:r>
-        <w:t>my_catalog</w:t>
-      </w:r>
-      <w:proofErr w:type="spellEnd"/>
-      <w:r>
-        <w:t xml:space="preserve"> --profile DEFAULT</w:t>
+      <w:r>
+        <w:t>databricks unity-catalogs create --name my_catalog --profile DEFAULT</w:t>
       </w:r>
     </w:p>
     <w:p>
@@ -836,21 +740,8 @@
       </w:r>
     </w:p>
     <w:p>
-      <w:proofErr w:type="spellStart"/>
-      <w:r>
-        <w:t>databricks</w:t>
-      </w:r>
-      <w:proofErr w:type="spellEnd"/>
-      <w:r>
-        <w:t xml:space="preserve"> schemas list --catalog-name </w:t>
-      </w:r>
-      <w:proofErr w:type="spellStart"/>
-      <w:r>
-        <w:t>my_catalog</w:t>
-      </w:r>
-      <w:proofErr w:type="spellEnd"/>
-      <w:r>
-        <w:t xml:space="preserve"> --profile DEFAULT</w:t>
+      <w:r>
+        <w:t>databricks schemas list --catalog-name my_catalog --profile DEFAULT</w:t>
       </w:r>
     </w:p>
     <w:p>
@@ -877,35 +768,14 @@
       </w:r>
     </w:p>
     <w:p>
-      <w:proofErr w:type="spellStart"/>
-      <w:r>
-        <w:t>databricks</w:t>
-      </w:r>
-      <w:proofErr w:type="spellEnd"/>
-      <w:r>
-        <w:t xml:space="preserve"> schemas create --catalog-name </w:t>
-      </w:r>
-      <w:proofErr w:type="spellStart"/>
-      <w:r>
-        <w:t>my_catalog</w:t>
-      </w:r>
-      <w:proofErr w:type="spellEnd"/>
-      <w:r>
-        <w:t xml:space="preserve"> --name </w:t>
-      </w:r>
-      <w:proofErr w:type="spellStart"/>
-      <w:r>
-        <w:t>my_schema</w:t>
-      </w:r>
-      <w:proofErr w:type="spellEnd"/>
-      <w:r>
-        <w:t xml:space="preserve"> --profile DEFAULT</w:t>
-      </w:r>
-    </w:p>
-    <w:p>
-      <w:r>
-        <w:pict w14:anchorId="124DD873">
-          <v:rect id="_x0000_i1099" style="width:0;height:1.5pt" o:hralign="center" o:hrstd="t" o:hr="t" fillcolor="#a0a0a0" stroked="f"/>
+      <w:r>
+        <w:t>databricks schemas create --catalog-name my_catalog --name my_schema --profile DEFAULT</w:t>
+      </w:r>
+    </w:p>
+    <w:p>
+      <w:r>
+        <w:pict w14:anchorId="111DCD0A">
+          <v:rect id="_x0000_i1106" style="width:0;height:1.5pt" o:hralign="center" o:hrstd="t" o:hr="t" fillcolor="#a0a0a0" stroked="f"/>
         </w:pict>
       </w:r>
     </w:p>
@@ -939,21 +809,8 @@
           <w:numId w:val="8"/>
         </w:numPr>
       </w:pPr>
-      <w:proofErr w:type="spellStart"/>
-      <w:r>
-        <w:t>databricks</w:t>
-      </w:r>
-      <w:proofErr w:type="spellEnd"/>
-      <w:r>
-        <w:t xml:space="preserve"> auth login is the modern way to authenticate instead of manually editing .</w:t>
-      </w:r>
-      <w:proofErr w:type="spellStart"/>
-      <w:r>
-        <w:t>databrickscfg</w:t>
-      </w:r>
-      <w:proofErr w:type="spellEnd"/>
-      <w:r>
-        <w:t>.</w:t>
+      <w:r>
+        <w:t>databricks auth login is the modern way to authenticate instead of manually editing .databrickscfg.</w:t>
       </w:r>
     </w:p>
     <w:p>
@@ -963,13 +820,8 @@
           <w:numId w:val="8"/>
         </w:numPr>
       </w:pPr>
-      <w:proofErr w:type="spellStart"/>
-      <w:r>
-        <w:t>databricks</w:t>
-      </w:r>
-      <w:proofErr w:type="spellEnd"/>
-      <w:r>
-        <w:t xml:space="preserve"> auth profiles helps you confirm which profiles are active and available.</w:t>
+      <w:r>
+        <w:t>databricks auth profiles helps you confirm which profiles are active and available.</w:t>
       </w:r>
     </w:p>
     <w:p>
@@ -1006,8 +858,8 @@
     </w:p>
     <w:p>
       <w:r>
-        <w:pict w14:anchorId="28834C1C">
-          <v:rect id="_x0000_i1151" style="width:0;height:1.5pt" o:hralign="center" o:hrstd="t" o:hr="t" fillcolor="#a0a0a0" stroked="f"/>
+        <w:pict w14:anchorId="3F4FC0F0">
+          <v:rect id="_x0000_i1107" style="width:0;height:1.5pt" o:hralign="center" o:hrstd="t" o:hr="t" fillcolor="#a0a0a0" stroked="f"/>
         </w:pict>
       </w:r>
     </w:p>
@@ -1101,8 +953,8 @@
     </w:p>
     <w:p>
       <w:r>
-        <w:pict w14:anchorId="500B8D7C">
-          <v:rect id="_x0000_i1152" style="width:0;height:1.5pt" o:hralign="center" o:hrstd="t" o:hr="t" fillcolor="#a0a0a0" stroked="f"/>
+        <w:pict w14:anchorId="71A99BE3">
+          <v:rect id="_x0000_i1108" style="width:0;height:1.5pt" o:hralign="center" o:hrstd="t" o:hr="t" fillcolor="#a0a0a0" stroked="f"/>
         </w:pict>
       </w:r>
     </w:p>
@@ -1156,8 +1008,8 @@
     </w:p>
     <w:p>
       <w:r>
-        <w:pict w14:anchorId="663FBA8B">
-          <v:rect id="_x0000_i1153" style="width:0;height:1.5pt" o:hralign="center" o:hrstd="t" o:hr="t" fillcolor="#a0a0a0" stroked="f"/>
+        <w:pict w14:anchorId="12CE5877">
+          <v:rect id="_x0000_i1109" style="width:0;height:1.5pt" o:hralign="center" o:hrstd="t" o:hr="t" fillcolor="#a0a0a0" stroked="f"/>
         </w:pict>
       </w:r>
     </w:p>
@@ -1184,19 +1036,9 @@
       </w:r>
     </w:p>
     <w:p>
-      <w:proofErr w:type="spellStart"/>
-      <w:r>
-        <w:t>databricks</w:t>
-      </w:r>
-      <w:proofErr w:type="spellEnd"/>
-      <w:r>
-        <w:t xml:space="preserve"> bundle </w:t>
-      </w:r>
-      <w:proofErr w:type="spellStart"/>
-      <w:r>
-        <w:t>init</w:t>
-      </w:r>
-      <w:proofErr w:type="spellEnd"/>
+      <w:r>
+        <w:t>databricks bundle init</w:t>
+      </w:r>
     </w:p>
     <w:p>
       <w:pPr>
@@ -1205,13 +1047,8 @@
           <w:numId w:val="10"/>
         </w:numPr>
       </w:pPr>
-      <w:proofErr w:type="gramStart"/>
-      <w:r>
-        <w:t>You’ll</w:t>
-      </w:r>
-      <w:proofErr w:type="gramEnd"/>
-      <w:r>
-        <w:t xml:space="preserve"> be prompted to select a template (e.g., default Python) and specify a project name.</w:t>
+      <w:r>
+        <w:t>You’ll be prompted to select a template (e.g., default Python) and specify a project name.</w:t>
       </w:r>
     </w:p>
     <w:p>
@@ -1227,8 +1064,8 @@
     </w:p>
     <w:p>
       <w:r>
-        <w:pict w14:anchorId="35E440EF">
-          <v:rect id="_x0000_i1154" style="width:0;height:1.5pt" o:hralign="center" o:hrstd="t" o:hr="t" fillcolor="#a0a0a0" stroked="f"/>
+        <w:pict w14:anchorId="11249098">
+          <v:rect id="_x0000_i1110" style="width:0;height:1.5pt" o:hralign="center" o:hrstd="t" o:hr="t" fillcolor="#a0a0a0" stroked="f"/>
         </w:pict>
       </w:r>
     </w:p>
@@ -1269,13 +1106,8 @@
             <w:pPr>
               <w:spacing w:after="160" w:line="278" w:lineRule="auto"/>
             </w:pPr>
-            <w:proofErr w:type="spellStart"/>
             <w:r>
-              <w:t>my_project</w:t>
-            </w:r>
-            <w:proofErr w:type="spellEnd"/>
-            <w:r>
-              <w:t>/</w:t>
+              <w:t>my_project/</w:t>
             </w:r>
           </w:p>
           <w:p>
@@ -1303,15 +1135,7 @@
               <w:t>──</w:t>
             </w:r>
             <w:r>
-              <w:t xml:space="preserve"> .</w:t>
-            </w:r>
-            <w:proofErr w:type="spellStart"/>
-            <w:r>
-              <w:t>databricks</w:t>
-            </w:r>
-            <w:proofErr w:type="spellEnd"/>
-            <w:r>
-              <w:t>/        # Transactional log / version control history</w:t>
+              <w:t xml:space="preserve"> .databricks/        # Transactional log / version control history</w:t>
             </w:r>
           </w:p>
           <w:p>
@@ -1379,15 +1203,7 @@
               <w:spacing w:after="160" w:line="278" w:lineRule="auto"/>
             </w:pPr>
             <w:r>
-              <w:t xml:space="preserve">└── </w:t>
-            </w:r>
-            <w:proofErr w:type="spellStart"/>
-            <w:r>
-              <w:t>databricks.yml</w:t>
-            </w:r>
-            <w:proofErr w:type="spellEnd"/>
-            <w:r>
-              <w:t xml:space="preserve">      # YAML backbone for configuration</w:t>
+              <w:t>└── databricks.yml      # YAML backbone for configuration</w:t>
             </w:r>
           </w:p>
           <w:p/>
@@ -1397,9 +1213,12 @@
     <w:p/>
     <w:p>
       <w:r>
+        <w:rPr>
+          <w:noProof/>
+        </w:rPr>
         <w:lastRenderedPageBreak/>
         <w:drawing>
-          <wp:inline distT="0" distB="0" distL="0" distR="0" wp14:anchorId="5135DE9D" wp14:editId="0AB78411">
+          <wp:inline distT="0" distB="0" distL="0" distR="0" wp14:anchorId="7B7F4DD9" wp14:editId="5DDA7784">
             <wp:extent cx="2189584" cy="3092450"/>
             <wp:effectExtent l="0" t="0" r="1270" b="0"/>
             <wp:docPr id="174542161" name="Picture 1"/>
@@ -1437,8 +1256,8 @@
     </w:p>
     <w:p>
       <w:r>
-        <w:pict w14:anchorId="109BF3E2">
-          <v:rect id="_x0000_i1155" style="width:0;height:1.5pt" o:hralign="center" o:hrstd="t" o:hr="t" fillcolor="#a0a0a0" stroked="f"/>
+        <w:pict w14:anchorId="42CBD602">
+          <v:rect id="_x0000_i1111" style="width:0;height:1.5pt" o:hralign="center" o:hrstd="t" o:hr="t" fillcolor="#a0a0a0" stroked="f"/>
         </w:pict>
       </w:r>
     </w:p>
@@ -1551,15 +1370,7 @@
         </w:numPr>
       </w:pPr>
       <w:r>
-        <w:t xml:space="preserve">Driven by </w:t>
-      </w:r>
-      <w:proofErr w:type="spellStart"/>
-      <w:r>
-        <w:t>databricks.yml</w:t>
-      </w:r>
-      <w:proofErr w:type="spellEnd"/>
-      <w:r>
-        <w:t xml:space="preserve"> (YAML backbone).</w:t>
+        <w:t>Driven by databricks.yml (YAML backbone).</w:t>
       </w:r>
     </w:p>
     <w:p>
@@ -1606,46 +1417,15 @@
     </w:p>
     <w:p>
       <w:r>
-        <w:pict w14:anchorId="49E7DD86">
-          <v:rect id="_x0000_i1156" style="width:0;height:1.5pt" o:hralign="center" o:hrstd="t" o:hr="t" fillcolor="#a0a0a0" stroked="f"/>
+        <w:pict w14:anchorId="20DDECCF">
+          <v:rect id="_x0000_i1112" style="width:0;height:1.5pt" o:hralign="center" o:hrstd="t" o:hr="t" fillcolor="#a0a0a0" stroked="f"/>
         </w:pict>
       </w:r>
     </w:p>
     <w:p>
       <w:r>
-        <w:t xml:space="preserve">Great question — this structure is the </w:t>
-      </w:r>
-      <w:r>
-        <w:rPr>
-          <w:b/>
-          <w:bCs/>
-        </w:rPr>
-        <w:t>standard layout of a Databricks Asset Bundle (DAB)</w:t>
-      </w:r>
-      <w:r>
-        <w:t xml:space="preserve"> project. Each folder and file </w:t>
-      </w:r>
-      <w:proofErr w:type="gramStart"/>
-      <w:r>
-        <w:t>has</w:t>
-      </w:r>
-      <w:proofErr w:type="gramEnd"/>
-      <w:r>
-        <w:t xml:space="preserve"> a specific role in enabling CI/CD and reproducible deployments. </w:t>
-      </w:r>
-      <w:proofErr w:type="gramStart"/>
-      <w:r>
-        <w:t>Let’s</w:t>
-      </w:r>
-      <w:proofErr w:type="gramEnd"/>
-      <w:r>
-        <w:t xml:space="preserve"> break it down:</w:t>
-      </w:r>
-    </w:p>
-    <w:p>
-      <w:r>
-        <w:pict w14:anchorId="5ECA2C90">
-          <v:rect id="_x0000_i1208" style="width:0;height:1.5pt" o:hralign="center" o:hrstd="t" o:hr="t" fillcolor="#a0a0a0" stroked="f"/>
+        <w:pict w14:anchorId="7CD2921E">
+          <v:rect id="_x0000_i1113" style="width:0;height:1.5pt" o:hralign="center" o:hrstd="t" o:hr="t" fillcolor="#a0a0a0" stroked="f"/>
         </w:pict>
       </w:r>
     </w:p>
@@ -1654,7 +1434,6 @@
         <w:pStyle w:val="Heading2"/>
       </w:pPr>
       <w:r>
-        <w:lastRenderedPageBreak/>
         <w:t>Usage of Each Component</w:t>
       </w:r>
     </w:p>
@@ -1670,23 +1449,7 @@
           <w:b/>
           <w:bCs/>
         </w:rPr>
-        <w:t>1. .</w:t>
-      </w:r>
-      <w:proofErr w:type="spellStart"/>
-      <w:r>
-        <w:rPr>
-          <w:b/>
-          <w:bCs/>
-        </w:rPr>
-        <w:t>databricks</w:t>
-      </w:r>
-      <w:proofErr w:type="spellEnd"/>
-      <w:r>
-        <w:rPr>
-          <w:b/>
-          <w:bCs/>
-        </w:rPr>
-        <w:t>/</w:t>
+        <w:t>1. .databricks/</w:t>
       </w:r>
     </w:p>
     <w:p>
@@ -1701,6 +1464,7 @@
           <w:b/>
           <w:bCs/>
         </w:rPr>
+        <w:lastRenderedPageBreak/>
         <w:t>Purpose:</w:t>
       </w:r>
       <w:r>
@@ -1746,15 +1510,7 @@
         </w:numPr>
       </w:pPr>
       <w:r>
-        <w:t xml:space="preserve">Tracks deployments, synchronization state, and metadata about </w:t>
-      </w:r>
-      <w:proofErr w:type="gramStart"/>
-      <w:r>
-        <w:t>what’s</w:t>
-      </w:r>
-      <w:proofErr w:type="gramEnd"/>
-      <w:r>
-        <w:t xml:space="preserve"> been pushed to Databricks.</w:t>
+        <w:t>Tracks deployments, synchronization state, and metadata about what’s been pushed to Databricks.</w:t>
       </w:r>
     </w:p>
     <w:p>
@@ -1783,15 +1539,7 @@
         </w:numPr>
       </w:pPr>
       <w:r>
-        <w:t xml:space="preserve">You </w:t>
-      </w:r>
-      <w:proofErr w:type="gramStart"/>
-      <w:r>
-        <w:t>don’t</w:t>
-      </w:r>
-      <w:proofErr w:type="gramEnd"/>
-      <w:r>
-        <w:t xml:space="preserve"> edit this manually.</w:t>
+        <w:t>You don’t edit this manually.</w:t>
       </w:r>
     </w:p>
     <w:p>
@@ -1801,19 +1549,14 @@
           <w:numId w:val="14"/>
         </w:numPr>
       </w:pPr>
-      <w:proofErr w:type="gramStart"/>
-      <w:r>
-        <w:t>It’s</w:t>
-      </w:r>
-      <w:proofErr w:type="gramEnd"/>
-      <w:r>
-        <w:t xml:space="preserve"> maintained by the CLI to ensure consistency between local files and the Databricks workspace.</w:t>
-      </w:r>
-    </w:p>
-    <w:p>
-      <w:r>
-        <w:pict w14:anchorId="0D1C6F8D">
-          <v:rect id="_x0000_i1209" style="width:0;height:1.5pt" o:hralign="center" o:hrstd="t" o:hr="t" fillcolor="#a0a0a0" stroked="f"/>
+      <w:r>
+        <w:t>It’s maintained by the CLI to ensure consistency between local files and the Databricks workspace.</w:t>
+      </w:r>
+    </w:p>
+    <w:p>
+      <w:r>
+        <w:pict w14:anchorId="353C8FB2">
+          <v:rect id="_x0000_i1114" style="width:0;height:1.5pt" o:hralign="center" o:hrstd="t" o:hr="t" fillcolor="#a0a0a0" stroked="f"/>
         </w:pict>
       </w:r>
     </w:p>
@@ -1913,8 +1656,8 @@
     </w:p>
     <w:p>
       <w:r>
-        <w:pict w14:anchorId="16F02288">
-          <v:rect id="_x0000_i1210" style="width:0;height:1.5pt" o:hralign="center" o:hrstd="t" o:hr="t" fillcolor="#a0a0a0" stroked="f"/>
+        <w:pict w14:anchorId="6F6170CF">
+          <v:rect id="_x0000_i1115" style="width:0;height:1.5pt" o:hralign="center" o:hrstd="t" o:hr="t" fillcolor="#a0a0a0" stroked="f"/>
         </w:pict>
       </w:r>
     </w:p>
@@ -1998,15 +1741,7 @@
         </w:numPr>
       </w:pPr>
       <w:r>
-        <w:t xml:space="preserve">Contains JSON/YAML definitions for Databricks jobs, Delta Live Tables pipelines, or </w:t>
-      </w:r>
-      <w:proofErr w:type="spellStart"/>
-      <w:r>
-        <w:t>MLflow</w:t>
-      </w:r>
-      <w:proofErr w:type="spellEnd"/>
-      <w:r>
-        <w:t xml:space="preserve"> models.</w:t>
+        <w:t>Contains JSON/YAML definitions for Databricks jobs, Delta Live Tables pipelines, or MLflow models.</w:t>
       </w:r>
     </w:p>
     <w:p>
@@ -2016,21 +1751,14 @@
           <w:numId w:val="16"/>
         </w:numPr>
       </w:pPr>
-      <w:proofErr w:type="spellStart"/>
-      <w:proofErr w:type="gramStart"/>
-      <w:r>
-        <w:t>Lets</w:t>
-      </w:r>
-      <w:proofErr w:type="spellEnd"/>
-      <w:proofErr w:type="gramEnd"/>
-      <w:r>
-        <w:t xml:space="preserve"> you declare how your source code should be executed in Databricks.</w:t>
-      </w:r>
-    </w:p>
-    <w:p>
-      <w:r>
-        <w:pict w14:anchorId="156978A0">
-          <v:rect id="_x0000_i1211" style="width:0;height:1.5pt" o:hralign="center" o:hrstd="t" o:hr="t" fillcolor="#a0a0a0" stroked="f"/>
+      <w:r>
+        <w:t>Lets you declare how your source code should be executed in Databricks.</w:t>
+      </w:r>
+    </w:p>
+    <w:p>
+      <w:r>
+        <w:pict w14:anchorId="0831AA8A">
+          <v:rect id="_x0000_i1116" style="width:0;height:1.5pt" o:hralign="center" o:hrstd="t" o:hr="t" fillcolor="#a0a0a0" stroked="f"/>
         </w:pict>
       </w:r>
     </w:p>
@@ -2061,7 +1789,6 @@
           <w:b/>
           <w:bCs/>
         </w:rPr>
-        <w:lastRenderedPageBreak/>
         <w:t>Purpose:</w:t>
       </w:r>
       <w:r>
@@ -2101,6 +1828,7 @@
           <w:b/>
           <w:bCs/>
         </w:rPr>
+        <w:lastRenderedPageBreak/>
         <w:t>Usage:</w:t>
       </w:r>
       <w:r>
@@ -2131,8 +1859,8 @@
     </w:p>
     <w:p>
       <w:r>
-        <w:pict w14:anchorId="0A4554F7">
-          <v:rect id="_x0000_i1212" style="width:0;height:1.5pt" o:hralign="center" o:hrstd="t" o:hr="t" fillcolor="#a0a0a0" stroked="f"/>
+        <w:pict w14:anchorId="746834FD">
+          <v:rect id="_x0000_i1117" style="width:0;height:1.5pt" o:hralign="center" o:hrstd="t" o:hr="t" fillcolor="#a0a0a0" stroked="f"/>
         </w:pict>
       </w:r>
     </w:p>
@@ -2148,17 +1876,8 @@
           <w:b/>
           <w:bCs/>
         </w:rPr>
-        <w:t xml:space="preserve">5. </w:t>
-      </w:r>
-      <w:proofErr w:type="spellStart"/>
-      <w:r>
-        <w:rPr>
-          <w:b/>
-          <w:bCs/>
-        </w:rPr>
-        <w:t>databricks.yml</w:t>
-      </w:r>
-      <w:proofErr w:type="spellEnd"/>
+        <w:t>5. databricks.yml</w:t>
+      </w:r>
     </w:p>
     <w:p>
       <w:pPr>
@@ -2301,16 +2020,22 @@
         <w:rPr>
           <w:highlight w:val="yellow"/>
         </w:rPr>
-        <w:t xml:space="preserve">  name: </w:t>
-      </w:r>
-      <w:proofErr w:type="spellStart"/>
-      <w:r>
+        <w:t xml:space="preserve">  name: my_project</w:t>
+      </w:r>
+    </w:p>
+    <w:p>
+      <w:pPr>
+        <w:ind w:left="1080"/>
         <w:rPr>
           <w:highlight w:val="yellow"/>
         </w:rPr>
-        <w:t>my_project</w:t>
-      </w:r>
-      <w:proofErr w:type="spellEnd"/>
+      </w:pPr>
+      <w:r>
+        <w:rPr>
+          <w:highlight w:val="yellow"/>
+        </w:rPr>
+        <w:t>targets:</w:t>
+      </w:r>
     </w:p>
     <w:p>
       <w:pPr>
@@ -2323,7 +2048,7 @@
         <w:rPr>
           <w:highlight w:val="yellow"/>
         </w:rPr>
-        <w:t>targets:</w:t>
+        <w:t xml:space="preserve">  dev:</w:t>
       </w:r>
     </w:p>
     <w:p>
@@ -2337,7 +2062,7 @@
         <w:rPr>
           <w:highlight w:val="yellow"/>
         </w:rPr>
-        <w:t xml:space="preserve">  dev:</w:t>
+        <w:t xml:space="preserve">    mode: development</w:t>
       </w:r>
     </w:p>
     <w:p>
@@ -2351,7 +2076,7 @@
         <w:rPr>
           <w:highlight w:val="yellow"/>
         </w:rPr>
-        <w:t xml:space="preserve">    mode: development</w:t>
+        <w:t xml:space="preserve">  prod:</w:t>
       </w:r>
     </w:p>
     <w:p>
@@ -2365,7 +2090,7 @@
         <w:rPr>
           <w:highlight w:val="yellow"/>
         </w:rPr>
-        <w:t xml:space="preserve">  prod:</w:t>
+        <w:t xml:space="preserve">    mode: production</w:t>
       </w:r>
     </w:p>
     <w:p>
@@ -2379,7 +2104,7 @@
         <w:rPr>
           <w:highlight w:val="yellow"/>
         </w:rPr>
-        <w:t xml:space="preserve">    mode: production</w:t>
+        <w:t>resources:</w:t>
       </w:r>
     </w:p>
     <w:p>
@@ -2393,7 +2118,7 @@
         <w:rPr>
           <w:highlight w:val="yellow"/>
         </w:rPr>
-        <w:t>resources:</w:t>
+        <w:t xml:space="preserve">  jobs:</w:t>
       </w:r>
     </w:p>
     <w:p>
@@ -2407,7 +2132,7 @@
         <w:rPr>
           <w:highlight w:val="yellow"/>
         </w:rPr>
-        <w:t xml:space="preserve">  jobs:</w:t>
+        <w:t xml:space="preserve">    my_job:</w:t>
       </w:r>
     </w:p>
     <w:p>
@@ -2421,74 +2146,24 @@
         <w:rPr>
           <w:highlight w:val="yellow"/>
         </w:rPr>
-        <w:t xml:space="preserve">    </w:t>
-      </w:r>
-      <w:proofErr w:type="spellStart"/>
+        <w:t xml:space="preserve">      tasks:</w:t>
+      </w:r>
+    </w:p>
+    <w:p>
+      <w:pPr>
+        <w:ind w:left="1080"/>
+      </w:pPr>
       <w:r>
         <w:rPr>
           <w:highlight w:val="yellow"/>
         </w:rPr>
-        <w:t>my_job</w:t>
-      </w:r>
-      <w:proofErr w:type="spellEnd"/>
-      <w:r>
-        <w:rPr>
-          <w:highlight w:val="yellow"/>
-        </w:rPr>
-        <w:t>:</w:t>
-      </w:r>
-    </w:p>
-    <w:p>
-      <w:pPr>
-        <w:ind w:left="1080"/>
-        <w:rPr>
-          <w:highlight w:val="yellow"/>
-        </w:rPr>
-      </w:pPr>
-      <w:r>
-        <w:rPr>
-          <w:highlight w:val="yellow"/>
-        </w:rPr>
-        <w:t xml:space="preserve">      tasks:</w:t>
-      </w:r>
-    </w:p>
-    <w:p>
-      <w:pPr>
-        <w:ind w:left="1080"/>
-      </w:pPr>
-      <w:r>
-        <w:rPr>
-          <w:highlight w:val="yellow"/>
-        </w:rPr>
-        <w:t xml:space="preserve">        - </w:t>
-      </w:r>
-      <w:proofErr w:type="spellStart"/>
-      <w:r>
-        <w:rPr>
-          <w:highlight w:val="yellow"/>
-        </w:rPr>
-        <w:t>notebook_path</w:t>
-      </w:r>
-      <w:proofErr w:type="spellEnd"/>
-      <w:r>
-        <w:rPr>
-          <w:highlight w:val="yellow"/>
-        </w:rPr>
-        <w:t>: /source/</w:t>
-      </w:r>
-      <w:proofErr w:type="spellStart"/>
-      <w:r>
-        <w:rPr>
-          <w:highlight w:val="yellow"/>
-        </w:rPr>
-        <w:t>my_notebook</w:t>
-      </w:r>
-      <w:proofErr w:type="spellEnd"/>
-    </w:p>
-    <w:p>
-      <w:r>
-        <w:pict w14:anchorId="20D93C1C">
-          <v:rect id="_x0000_i1213" style="width:0;height:1.5pt" o:hralign="center" o:hrstd="t" o:hr="t" fillcolor="#a0a0a0" stroked="f"/>
+        <w:t xml:space="preserve">        - notebook_path: /source/my_notebook</w:t>
+      </w:r>
+    </w:p>
+    <w:p>
+      <w:r>
+        <w:pict w14:anchorId="5CC5CB57">
+          <v:rect id="_x0000_i1118" style="width:0;height:1.5pt" o:hralign="center" o:hrstd="t" o:hr="t" fillcolor="#a0a0a0" stroked="f"/>
         </w:pict>
       </w:r>
     </w:p>
@@ -2505,7 +2180,6 @@
           <w:b/>
           <w:bCs/>
         </w:rPr>
-        <w:lastRenderedPageBreak/>
         <w:t>⚡</w:t>
       </w:r>
       <w:r>
@@ -2545,6 +2219,7 @@
         </w:numPr>
       </w:pPr>
       <w:r>
+        <w:lastRenderedPageBreak/>
         <w:t xml:space="preserve">You </w:t>
       </w:r>
       <w:r>
@@ -2576,15 +2251,7 @@
         <w:t>configure environments</w:t>
       </w:r>
       <w:r>
-        <w:t xml:space="preserve"> in </w:t>
-      </w:r>
-      <w:proofErr w:type="spellStart"/>
-      <w:r>
-        <w:t>databricks.yml</w:t>
-      </w:r>
-      <w:proofErr w:type="spellEnd"/>
-      <w:r>
-        <w:t>.</w:t>
+        <w:t xml:space="preserve"> in databricks.yml.</w:t>
       </w:r>
     </w:p>
     <w:p>
@@ -2595,15 +2262,7 @@
         </w:numPr>
       </w:pPr>
       <w:r>
-        <w:t>The CLI maintains .</w:t>
-      </w:r>
-      <w:proofErr w:type="spellStart"/>
-      <w:r>
-        <w:t>databricks</w:t>
-      </w:r>
-      <w:proofErr w:type="spellEnd"/>
-      <w:r>
-        <w:t>/ to track deployments.</w:t>
+        <w:t>The CLI maintains .databricks/ to track deployments.</w:t>
       </w:r>
     </w:p>
     <w:p>
@@ -2614,7 +2273,2151 @@
         </w:numPr>
       </w:pPr>
       <w:r>
-        <w:t>scratch/ is ignored, so you can experiment freely.</w:t>
+        <w:t>scratch/ is ignored, so you can experiment freely</w:t>
+      </w:r>
+    </w:p>
+    <w:p/>
+    <w:p>
+      <w:pPr>
+        <w:spacing w:before="100" w:beforeAutospacing="1" w:after="100" w:afterAutospacing="1" w:line="240" w:lineRule="auto"/>
+        <w:rPr>
+          <w:rFonts w:ascii="Times New Roman" w:eastAsia="Times New Roman" w:hAnsi="Times New Roman" w:cs="Times New Roman"/>
+          <w:kern w:val="0"/>
+          <w:lang w:bidi="te-IN"/>
+          <w14:ligatures w14:val="none"/>
+        </w:rPr>
+      </w:pPr>
+      <w:r>
+        <w:rPr>
+          <w:rFonts w:ascii="Times New Roman" w:eastAsia="Times New Roman" w:hAnsi="Times New Roman" w:cs="Times New Roman"/>
+          <w:kern w:val="0"/>
+          <w:lang w:bidi="te-IN"/>
+          <w14:ligatures w14:val="none"/>
+        </w:rPr>
+        <w:t>Here’s a clear explanation of those two commands:</w:t>
+      </w:r>
+    </w:p>
+    <w:p>
+      <w:pPr>
+        <w:spacing w:after="0" w:line="240" w:lineRule="auto"/>
+        <w:rPr>
+          <w:rFonts w:ascii="Times New Roman" w:eastAsia="Times New Roman" w:hAnsi="Times New Roman" w:cs="Times New Roman"/>
+          <w:kern w:val="0"/>
+          <w:lang w:bidi="te-IN"/>
+          <w14:ligatures w14:val="none"/>
+        </w:rPr>
+      </w:pPr>
+      <w:r>
+        <w:rPr>
+          <w:rFonts w:ascii="Times New Roman" w:eastAsia="Times New Roman" w:hAnsi="Times New Roman" w:cs="Times New Roman"/>
+          <w:kern w:val="0"/>
+          <w:lang w:bidi="te-IN"/>
+          <w14:ligatures w14:val="none"/>
+        </w:rPr>
+        <w:pict w14:anchorId="2B16A525">
+          <v:rect id="_x0000_i1119" style="width:0;height:1.5pt" o:hralign="center" o:hrstd="t" o:hr="t" fillcolor="#a0a0a0" stroked="f"/>
+        </w:pict>
+      </w:r>
+    </w:p>
+    <w:p>
+      <w:pPr>
+        <w:pStyle w:val="Heading1"/>
+        <w:rPr>
+          <w:rFonts w:eastAsia="Times New Roman"/>
+          <w:sz w:val="36"/>
+          <w:szCs w:val="36"/>
+          <w:lang w:bidi="te-IN"/>
+        </w:rPr>
+      </w:pPr>
+      <w:r>
+        <w:rPr>
+          <w:rFonts w:eastAsia="Times New Roman"/>
+          <w:lang w:bidi="te-IN"/>
+        </w:rPr>
+        <w:t>databricks bundle validate</w:t>
+      </w:r>
+    </w:p>
+    <w:p>
+      <w:pPr>
+        <w:numPr>
+          <w:ilvl w:val="0"/>
+          <w:numId w:val="27"/>
+        </w:numPr>
+        <w:spacing w:before="100" w:beforeAutospacing="1" w:after="100" w:afterAutospacing="1" w:line="240" w:lineRule="auto"/>
+        <w:rPr>
+          <w:rFonts w:eastAsia="Times New Roman" w:cstheme="minorHAnsi"/>
+          <w:kern w:val="0"/>
+          <w:lang w:bidi="te-IN"/>
+          <w14:ligatures w14:val="none"/>
+        </w:rPr>
+      </w:pPr>
+      <w:r>
+        <w:rPr>
+          <w:rFonts w:eastAsia="Times New Roman" w:cstheme="minorHAnsi"/>
+          <w:b/>
+          <w:bCs/>
+          <w:kern w:val="0"/>
+          <w:lang w:bidi="te-IN"/>
+          <w14:ligatures w14:val="none"/>
+        </w:rPr>
+        <w:t>Purpose:</w:t>
+      </w:r>
+      <w:r>
+        <w:rPr>
+          <w:rFonts w:eastAsia="Times New Roman" w:cstheme="minorHAnsi"/>
+          <w:kern w:val="0"/>
+          <w:lang w:bidi="te-IN"/>
+          <w14:ligatures w14:val="none"/>
+        </w:rPr>
+        <w:t xml:space="preserve"> Checks your bundle configuration for errors before deployment.</w:t>
+      </w:r>
+    </w:p>
+    <w:p>
+      <w:pPr>
+        <w:numPr>
+          <w:ilvl w:val="0"/>
+          <w:numId w:val="27"/>
+        </w:numPr>
+        <w:spacing w:before="100" w:beforeAutospacing="1" w:after="100" w:afterAutospacing="1" w:line="240" w:lineRule="auto"/>
+        <w:rPr>
+          <w:rFonts w:eastAsia="Times New Roman" w:cstheme="minorHAnsi"/>
+          <w:kern w:val="0"/>
+          <w:lang w:bidi="te-IN"/>
+          <w14:ligatures w14:val="none"/>
+        </w:rPr>
+      </w:pPr>
+      <w:r>
+        <w:rPr>
+          <w:rFonts w:eastAsia="Times New Roman" w:cstheme="minorHAnsi"/>
+          <w:b/>
+          <w:bCs/>
+          <w:kern w:val="0"/>
+          <w:lang w:bidi="te-IN"/>
+          <w14:ligatures w14:val="none"/>
+        </w:rPr>
+        <w:t>What it does:</w:t>
+      </w:r>
+      <w:r>
+        <w:rPr>
+          <w:rFonts w:eastAsia="Times New Roman" w:cstheme="minorHAnsi"/>
+          <w:kern w:val="0"/>
+          <w:lang w:bidi="te-IN"/>
+          <w14:ligatures w14:val="none"/>
+        </w:rPr>
+        <w:t xml:space="preserve"> </w:t>
+      </w:r>
+    </w:p>
+    <w:p>
+      <w:pPr>
+        <w:numPr>
+          <w:ilvl w:val="1"/>
+          <w:numId w:val="27"/>
+        </w:numPr>
+        <w:spacing w:before="100" w:beforeAutospacing="1" w:after="100" w:afterAutospacing="1" w:line="240" w:lineRule="auto"/>
+        <w:rPr>
+          <w:rFonts w:eastAsia="Times New Roman" w:cstheme="minorHAnsi"/>
+          <w:kern w:val="0"/>
+          <w:lang w:bidi="te-IN"/>
+          <w14:ligatures w14:val="none"/>
+        </w:rPr>
+      </w:pPr>
+      <w:r>
+        <w:rPr>
+          <w:rFonts w:eastAsia="Times New Roman" w:cstheme="minorHAnsi"/>
+          <w:kern w:val="0"/>
+          <w:lang w:bidi="te-IN"/>
+          <w14:ligatures w14:val="none"/>
+        </w:rPr>
+        <w:t xml:space="preserve">Ensures your </w:t>
+      </w:r>
+      <w:r>
+        <w:rPr>
+          <w:rFonts w:eastAsia="Times New Roman" w:cstheme="minorHAnsi"/>
+          <w:kern w:val="0"/>
+          <w:sz w:val="20"/>
+          <w:szCs w:val="20"/>
+          <w:lang w:bidi="te-IN"/>
+          <w14:ligatures w14:val="none"/>
+        </w:rPr>
+        <w:t>databricks.yml</w:t>
+      </w:r>
+      <w:r>
+        <w:rPr>
+          <w:rFonts w:eastAsia="Times New Roman" w:cstheme="minorHAnsi"/>
+          <w:kern w:val="0"/>
+          <w:lang w:bidi="te-IN"/>
+          <w14:ligatures w14:val="none"/>
+        </w:rPr>
+        <w:t xml:space="preserve"> / </w:t>
+      </w:r>
+      <w:r>
+        <w:rPr>
+          <w:rFonts w:eastAsia="Times New Roman" w:cstheme="minorHAnsi"/>
+          <w:kern w:val="0"/>
+          <w:sz w:val="20"/>
+          <w:szCs w:val="20"/>
+          <w:lang w:bidi="te-IN"/>
+          <w14:ligatures w14:val="none"/>
+        </w:rPr>
+        <w:t>bundle.yml</w:t>
+      </w:r>
+      <w:r>
+        <w:rPr>
+          <w:rFonts w:eastAsia="Times New Roman" w:cstheme="minorHAnsi"/>
+          <w:kern w:val="0"/>
+          <w:lang w:bidi="te-IN"/>
+          <w14:ligatures w14:val="none"/>
+        </w:rPr>
+        <w:t xml:space="preserve"> is valid YAML.</w:t>
+      </w:r>
+    </w:p>
+    <w:p>
+      <w:pPr>
+        <w:numPr>
+          <w:ilvl w:val="1"/>
+          <w:numId w:val="27"/>
+        </w:numPr>
+        <w:spacing w:before="100" w:beforeAutospacing="1" w:after="100" w:afterAutospacing="1" w:line="240" w:lineRule="auto"/>
+        <w:rPr>
+          <w:rFonts w:eastAsia="Times New Roman" w:cstheme="minorHAnsi"/>
+          <w:kern w:val="0"/>
+          <w:lang w:bidi="te-IN"/>
+          <w14:ligatures w14:val="none"/>
+        </w:rPr>
+      </w:pPr>
+      <w:r>
+        <w:rPr>
+          <w:rFonts w:eastAsia="Times New Roman" w:cstheme="minorHAnsi"/>
+          <w:kern w:val="0"/>
+          <w:lang w:bidi="te-IN"/>
+          <w14:ligatures w14:val="none"/>
+        </w:rPr>
+        <w:t xml:space="preserve">Verifies that required fields (like </w:t>
+      </w:r>
+      <w:r>
+        <w:rPr>
+          <w:rFonts w:eastAsia="Times New Roman" w:cstheme="minorHAnsi"/>
+          <w:kern w:val="0"/>
+          <w:sz w:val="20"/>
+          <w:szCs w:val="20"/>
+          <w:lang w:bidi="te-IN"/>
+          <w14:ligatures w14:val="none"/>
+        </w:rPr>
+        <w:t>targets</w:t>
+      </w:r>
+      <w:r>
+        <w:rPr>
+          <w:rFonts w:eastAsia="Times New Roman" w:cstheme="minorHAnsi"/>
+          <w:kern w:val="0"/>
+          <w:lang w:bidi="te-IN"/>
+          <w14:ligatures w14:val="none"/>
+        </w:rPr>
+        <w:t xml:space="preserve">, </w:t>
+      </w:r>
+      <w:r>
+        <w:rPr>
+          <w:rFonts w:eastAsia="Times New Roman" w:cstheme="minorHAnsi"/>
+          <w:kern w:val="0"/>
+          <w:sz w:val="20"/>
+          <w:szCs w:val="20"/>
+          <w:lang w:bidi="te-IN"/>
+          <w14:ligatures w14:val="none"/>
+        </w:rPr>
+        <w:t>jobs</w:t>
+      </w:r>
+      <w:r>
+        <w:rPr>
+          <w:rFonts w:eastAsia="Times New Roman" w:cstheme="minorHAnsi"/>
+          <w:kern w:val="0"/>
+          <w:lang w:bidi="te-IN"/>
+          <w14:ligatures w14:val="none"/>
+        </w:rPr>
+        <w:t xml:space="preserve">, </w:t>
+      </w:r>
+      <w:r>
+        <w:rPr>
+          <w:rFonts w:eastAsia="Times New Roman" w:cstheme="minorHAnsi"/>
+          <w:kern w:val="0"/>
+          <w:sz w:val="20"/>
+          <w:szCs w:val="20"/>
+          <w:lang w:bidi="te-IN"/>
+          <w14:ligatures w14:val="none"/>
+        </w:rPr>
+        <w:t>tasks</w:t>
+      </w:r>
+      <w:r>
+        <w:rPr>
+          <w:rFonts w:eastAsia="Times New Roman" w:cstheme="minorHAnsi"/>
+          <w:kern w:val="0"/>
+          <w:lang w:bidi="te-IN"/>
+          <w14:ligatures w14:val="none"/>
+        </w:rPr>
+        <w:t>) are present.</w:t>
+      </w:r>
+    </w:p>
+    <w:p>
+      <w:pPr>
+        <w:numPr>
+          <w:ilvl w:val="1"/>
+          <w:numId w:val="27"/>
+        </w:numPr>
+        <w:spacing w:before="100" w:beforeAutospacing="1" w:after="100" w:afterAutospacing="1" w:line="240" w:lineRule="auto"/>
+        <w:rPr>
+          <w:rFonts w:eastAsia="Times New Roman" w:cstheme="minorHAnsi"/>
+          <w:kern w:val="0"/>
+          <w:lang w:bidi="te-IN"/>
+          <w14:ligatures w14:val="none"/>
+        </w:rPr>
+      </w:pPr>
+      <w:r>
+        <w:rPr>
+          <w:rFonts w:eastAsia="Times New Roman" w:cstheme="minorHAnsi"/>
+          <w:kern w:val="0"/>
+          <w:lang w:bidi="te-IN"/>
+          <w14:ligatures w14:val="none"/>
+        </w:rPr>
+        <w:t>Confirms that referenced files (e.g., notebooks, Python scripts) actually exist.</w:t>
+      </w:r>
+    </w:p>
+    <w:p>
+      <w:pPr>
+        <w:numPr>
+          <w:ilvl w:val="1"/>
+          <w:numId w:val="27"/>
+        </w:numPr>
+        <w:spacing w:before="100" w:beforeAutospacing="1" w:after="100" w:afterAutospacing="1" w:line="240" w:lineRule="auto"/>
+        <w:rPr>
+          <w:rFonts w:eastAsia="Times New Roman" w:cstheme="minorHAnsi"/>
+          <w:kern w:val="0"/>
+          <w:lang w:bidi="te-IN"/>
+          <w14:ligatures w14:val="none"/>
+        </w:rPr>
+      </w:pPr>
+      <w:r>
+        <w:rPr>
+          <w:rFonts w:eastAsia="Times New Roman" w:cstheme="minorHAnsi"/>
+          <w:kern w:val="0"/>
+          <w:lang w:bidi="te-IN"/>
+          <w14:ligatures w14:val="none"/>
+        </w:rPr>
+        <w:t>Flags issues such as missing paths, invalid variables, or unsupported settings.</w:t>
+      </w:r>
+    </w:p>
+    <w:p>
+      <w:pPr>
+        <w:numPr>
+          <w:ilvl w:val="0"/>
+          <w:numId w:val="27"/>
+        </w:numPr>
+        <w:spacing w:before="100" w:beforeAutospacing="1" w:after="100" w:afterAutospacing="1" w:line="240" w:lineRule="auto"/>
+        <w:rPr>
+          <w:rFonts w:eastAsia="Times New Roman" w:cstheme="minorHAnsi"/>
+          <w:kern w:val="0"/>
+          <w:lang w:bidi="te-IN"/>
+          <w14:ligatures w14:val="none"/>
+        </w:rPr>
+      </w:pPr>
+      <w:r>
+        <w:rPr>
+          <w:rFonts w:eastAsia="Times New Roman" w:cstheme="minorHAnsi"/>
+          <w:b/>
+          <w:bCs/>
+          <w:kern w:val="0"/>
+          <w:lang w:bidi="te-IN"/>
+          <w14:ligatures w14:val="none"/>
+        </w:rPr>
+        <w:t>Best Practice:</w:t>
+      </w:r>
+      <w:r>
+        <w:rPr>
+          <w:rFonts w:eastAsia="Times New Roman" w:cstheme="minorHAnsi"/>
+          <w:kern w:val="0"/>
+          <w:lang w:bidi="te-IN"/>
+          <w14:ligatures w14:val="none"/>
+        </w:rPr>
+        <w:t xml:space="preserve"> Always run </w:t>
+      </w:r>
+      <w:r>
+        <w:rPr>
+          <w:rFonts w:eastAsia="Times New Roman" w:cstheme="minorHAnsi"/>
+          <w:kern w:val="0"/>
+          <w:sz w:val="20"/>
+          <w:szCs w:val="20"/>
+          <w:lang w:bidi="te-IN"/>
+          <w14:ligatures w14:val="none"/>
+        </w:rPr>
+        <w:t>validate</w:t>
+      </w:r>
+      <w:r>
+        <w:rPr>
+          <w:rFonts w:eastAsia="Times New Roman" w:cstheme="minorHAnsi"/>
+          <w:kern w:val="0"/>
+          <w:lang w:bidi="te-IN"/>
+          <w14:ligatures w14:val="none"/>
+        </w:rPr>
+        <w:t xml:space="preserve"> before </w:t>
+      </w:r>
+      <w:r>
+        <w:rPr>
+          <w:rFonts w:eastAsia="Times New Roman" w:cstheme="minorHAnsi"/>
+          <w:kern w:val="0"/>
+          <w:sz w:val="20"/>
+          <w:szCs w:val="20"/>
+          <w:lang w:bidi="te-IN"/>
+          <w14:ligatures w14:val="none"/>
+        </w:rPr>
+        <w:t>deploy</w:t>
+      </w:r>
+      <w:r>
+        <w:rPr>
+          <w:rFonts w:eastAsia="Times New Roman" w:cstheme="minorHAnsi"/>
+          <w:kern w:val="0"/>
+          <w:lang w:bidi="te-IN"/>
+          <w14:ligatures w14:val="none"/>
+        </w:rPr>
+        <w:t xml:space="preserve"> to catch problems early and avoid failed deployments.</w:t>
+      </w:r>
+    </w:p>
+    <w:p>
+      <w:pPr>
+        <w:spacing w:after="0" w:line="240" w:lineRule="auto"/>
+        <w:rPr>
+          <w:rFonts w:eastAsia="Times New Roman" w:cstheme="minorHAnsi"/>
+          <w:kern w:val="0"/>
+          <w:lang w:bidi="te-IN"/>
+          <w14:ligatures w14:val="none"/>
+        </w:rPr>
+      </w:pPr>
+      <w:r>
+        <w:rPr>
+          <w:rFonts w:eastAsia="Times New Roman" w:cstheme="minorHAnsi"/>
+          <w:kern w:val="0"/>
+          <w:lang w:bidi="te-IN"/>
+          <w14:ligatures w14:val="none"/>
+        </w:rPr>
+        <w:pict w14:anchorId="1ECA3C6F">
+          <v:rect id="_x0000_i1120" style="width:0;height:1.5pt" o:hralign="center" o:hrstd="t" o:hr="t" fillcolor="#a0a0a0" stroked="f"/>
+        </w:pict>
+      </w:r>
+    </w:p>
+    <w:p>
+      <w:pPr>
+        <w:pStyle w:val="Heading1"/>
+        <w:rPr>
+          <w:rFonts w:eastAsia="Times New Roman"/>
+          <w:sz w:val="36"/>
+          <w:szCs w:val="36"/>
+          <w:lang w:bidi="te-IN"/>
+        </w:rPr>
+      </w:pPr>
+      <w:r>
+        <w:rPr>
+          <w:rFonts w:eastAsia="Times New Roman"/>
+          <w:lang w:bidi="te-IN"/>
+        </w:rPr>
+        <w:t>databricks bundle summary</w:t>
+      </w:r>
+    </w:p>
+    <w:p>
+      <w:pPr>
+        <w:numPr>
+          <w:ilvl w:val="0"/>
+          <w:numId w:val="28"/>
+        </w:numPr>
+        <w:spacing w:before="100" w:beforeAutospacing="1" w:after="100" w:afterAutospacing="1" w:line="240" w:lineRule="auto"/>
+        <w:rPr>
+          <w:rFonts w:eastAsia="Times New Roman" w:cstheme="minorHAnsi"/>
+          <w:kern w:val="0"/>
+          <w:lang w:bidi="te-IN"/>
+          <w14:ligatures w14:val="none"/>
+        </w:rPr>
+      </w:pPr>
+      <w:r>
+        <w:rPr>
+          <w:rFonts w:eastAsia="Times New Roman" w:cstheme="minorHAnsi"/>
+          <w:b/>
+          <w:bCs/>
+          <w:kern w:val="0"/>
+          <w:lang w:bidi="te-IN"/>
+          <w14:ligatures w14:val="none"/>
+        </w:rPr>
+        <w:t>Purpose:</w:t>
+      </w:r>
+      <w:r>
+        <w:rPr>
+          <w:rFonts w:eastAsia="Times New Roman" w:cstheme="minorHAnsi"/>
+          <w:kern w:val="0"/>
+          <w:lang w:bidi="te-IN"/>
+          <w14:ligatures w14:val="none"/>
+        </w:rPr>
+        <w:t xml:space="preserve"> Gives a quick overview of your bundle configuration.</w:t>
+      </w:r>
+    </w:p>
+    <w:p>
+      <w:pPr>
+        <w:numPr>
+          <w:ilvl w:val="0"/>
+          <w:numId w:val="28"/>
+        </w:numPr>
+        <w:spacing w:before="100" w:beforeAutospacing="1" w:after="100" w:afterAutospacing="1" w:line="240" w:lineRule="auto"/>
+        <w:rPr>
+          <w:rFonts w:eastAsia="Times New Roman" w:cstheme="minorHAnsi"/>
+          <w:kern w:val="0"/>
+          <w:lang w:bidi="te-IN"/>
+          <w14:ligatures w14:val="none"/>
+        </w:rPr>
+      </w:pPr>
+      <w:r>
+        <w:rPr>
+          <w:rFonts w:eastAsia="Times New Roman" w:cstheme="minorHAnsi"/>
+          <w:b/>
+          <w:bCs/>
+          <w:kern w:val="0"/>
+          <w:lang w:bidi="te-IN"/>
+          <w14:ligatures w14:val="none"/>
+        </w:rPr>
+        <w:t>What it shows:</w:t>
+      </w:r>
+      <w:r>
+        <w:rPr>
+          <w:rFonts w:eastAsia="Times New Roman" w:cstheme="minorHAnsi"/>
+          <w:kern w:val="0"/>
+          <w:lang w:bidi="te-IN"/>
+          <w14:ligatures w14:val="none"/>
+        </w:rPr>
+        <w:t xml:space="preserve"> </w:t>
+      </w:r>
+    </w:p>
+    <w:p>
+      <w:pPr>
+        <w:numPr>
+          <w:ilvl w:val="1"/>
+          <w:numId w:val="28"/>
+        </w:numPr>
+        <w:spacing w:before="100" w:beforeAutospacing="1" w:after="100" w:afterAutospacing="1" w:line="240" w:lineRule="auto"/>
+        <w:rPr>
+          <w:rFonts w:eastAsia="Times New Roman" w:cstheme="minorHAnsi"/>
+          <w:kern w:val="0"/>
+          <w:lang w:bidi="te-IN"/>
+          <w14:ligatures w14:val="none"/>
+        </w:rPr>
+      </w:pPr>
+      <w:r>
+        <w:rPr>
+          <w:rFonts w:eastAsia="Times New Roman" w:cstheme="minorHAnsi"/>
+          <w:kern w:val="0"/>
+          <w:lang w:bidi="te-IN"/>
+          <w14:ligatures w14:val="none"/>
+        </w:rPr>
+        <w:t xml:space="preserve">Target environments (e.g., </w:t>
+      </w:r>
+      <w:r>
+        <w:rPr>
+          <w:rFonts w:eastAsia="Times New Roman" w:cstheme="minorHAnsi"/>
+          <w:kern w:val="0"/>
+          <w:sz w:val="20"/>
+          <w:szCs w:val="20"/>
+          <w:lang w:bidi="te-IN"/>
+          <w14:ligatures w14:val="none"/>
+        </w:rPr>
+        <w:t>dev</w:t>
+      </w:r>
+      <w:r>
+        <w:rPr>
+          <w:rFonts w:eastAsia="Times New Roman" w:cstheme="minorHAnsi"/>
+          <w:kern w:val="0"/>
+          <w:lang w:bidi="te-IN"/>
+          <w14:ligatures w14:val="none"/>
+        </w:rPr>
+        <w:t xml:space="preserve">, </w:t>
+      </w:r>
+      <w:r>
+        <w:rPr>
+          <w:rFonts w:eastAsia="Times New Roman" w:cstheme="minorHAnsi"/>
+          <w:kern w:val="0"/>
+          <w:sz w:val="20"/>
+          <w:szCs w:val="20"/>
+          <w:lang w:bidi="te-IN"/>
+          <w14:ligatures w14:val="none"/>
+        </w:rPr>
+        <w:t>prod</w:t>
+      </w:r>
+      <w:r>
+        <w:rPr>
+          <w:rFonts w:eastAsia="Times New Roman" w:cstheme="minorHAnsi"/>
+          <w:kern w:val="0"/>
+          <w:lang w:bidi="te-IN"/>
+          <w14:ligatures w14:val="none"/>
+        </w:rPr>
+        <w:t>).</w:t>
+      </w:r>
+    </w:p>
+    <w:p>
+      <w:pPr>
+        <w:numPr>
+          <w:ilvl w:val="1"/>
+          <w:numId w:val="28"/>
+        </w:numPr>
+        <w:spacing w:before="100" w:beforeAutospacing="1" w:after="100" w:afterAutospacing="1" w:line="240" w:lineRule="auto"/>
+        <w:rPr>
+          <w:rFonts w:eastAsia="Times New Roman" w:cstheme="minorHAnsi"/>
+          <w:kern w:val="0"/>
+          <w:lang w:bidi="te-IN"/>
+          <w14:ligatures w14:val="none"/>
+        </w:rPr>
+      </w:pPr>
+      <w:r>
+        <w:rPr>
+          <w:rFonts w:eastAsia="Times New Roman" w:cstheme="minorHAnsi"/>
+          <w:kern w:val="0"/>
+          <w:lang w:bidi="te-IN"/>
+          <w14:ligatures w14:val="none"/>
+        </w:rPr>
+        <w:t>Jobs, clusters, and tasks defined in the bundle.</w:t>
+      </w:r>
+    </w:p>
+    <w:p>
+      <w:pPr>
+        <w:numPr>
+          <w:ilvl w:val="1"/>
+          <w:numId w:val="28"/>
+        </w:numPr>
+        <w:spacing w:before="100" w:beforeAutospacing="1" w:after="100" w:afterAutospacing="1" w:line="240" w:lineRule="auto"/>
+        <w:rPr>
+          <w:rFonts w:eastAsia="Times New Roman" w:cstheme="minorHAnsi"/>
+          <w:kern w:val="0"/>
+          <w:lang w:bidi="te-IN"/>
+          <w14:ligatures w14:val="none"/>
+        </w:rPr>
+      </w:pPr>
+      <w:r>
+        <w:rPr>
+          <w:rFonts w:eastAsia="Times New Roman" w:cstheme="minorHAnsi"/>
+          <w:kern w:val="0"/>
+          <w:lang w:bidi="te-IN"/>
+          <w14:ligatures w14:val="none"/>
+        </w:rPr>
+        <w:t xml:space="preserve">Resource names after applying presets (like </w:t>
+      </w:r>
+      <w:r>
+        <w:rPr>
+          <w:rFonts w:eastAsia="Times New Roman" w:cstheme="minorHAnsi"/>
+          <w:kern w:val="0"/>
+          <w:sz w:val="20"/>
+          <w:szCs w:val="20"/>
+          <w:lang w:bidi="te-IN"/>
+          <w14:ligatures w14:val="none"/>
+        </w:rPr>
+        <w:t>name_prefix</w:t>
+      </w:r>
+      <w:r>
+        <w:rPr>
+          <w:rFonts w:eastAsia="Times New Roman" w:cstheme="minorHAnsi"/>
+          <w:kern w:val="0"/>
+          <w:lang w:bidi="te-IN"/>
+          <w14:ligatures w14:val="none"/>
+        </w:rPr>
+        <w:t>).</w:t>
+      </w:r>
+    </w:p>
+    <w:p>
+      <w:pPr>
+        <w:numPr>
+          <w:ilvl w:val="1"/>
+          <w:numId w:val="28"/>
+        </w:numPr>
+        <w:spacing w:before="100" w:beforeAutospacing="1" w:after="100" w:afterAutospacing="1" w:line="240" w:lineRule="auto"/>
+        <w:rPr>
+          <w:rFonts w:eastAsia="Times New Roman" w:cstheme="minorHAnsi"/>
+          <w:kern w:val="0"/>
+          <w:lang w:bidi="te-IN"/>
+          <w14:ligatures w14:val="none"/>
+        </w:rPr>
+      </w:pPr>
+      <w:r>
+        <w:rPr>
+          <w:rFonts w:eastAsia="Times New Roman" w:cstheme="minorHAnsi"/>
+          <w:kern w:val="0"/>
+          <w:lang w:bidi="te-IN"/>
+          <w14:ligatures w14:val="none"/>
+        </w:rPr>
+        <w:t>Paths to notebooks, scripts, and artifacts that will be deployed.</w:t>
+      </w:r>
+    </w:p>
+    <w:p>
+      <w:pPr>
+        <w:numPr>
+          <w:ilvl w:val="0"/>
+          <w:numId w:val="28"/>
+        </w:numPr>
+        <w:spacing w:before="100" w:beforeAutospacing="1" w:after="100" w:afterAutospacing="1" w:line="240" w:lineRule="auto"/>
+        <w:rPr>
+          <w:rFonts w:eastAsia="Times New Roman" w:cstheme="minorHAnsi"/>
+          <w:kern w:val="0"/>
+          <w:lang w:bidi="te-IN"/>
+          <w14:ligatures w14:val="none"/>
+        </w:rPr>
+      </w:pPr>
+      <w:r>
+        <w:rPr>
+          <w:rFonts w:eastAsia="Times New Roman" w:cstheme="minorHAnsi"/>
+          <w:b/>
+          <w:bCs/>
+          <w:kern w:val="0"/>
+          <w:lang w:bidi="te-IN"/>
+          <w14:ligatures w14:val="none"/>
+        </w:rPr>
+        <w:t>Best Practice:</w:t>
+      </w:r>
+      <w:r>
+        <w:rPr>
+          <w:rFonts w:eastAsia="Times New Roman" w:cstheme="minorHAnsi"/>
+          <w:kern w:val="0"/>
+          <w:lang w:bidi="te-IN"/>
+          <w14:ligatures w14:val="none"/>
+        </w:rPr>
+        <w:t xml:space="preserve"> Use </w:t>
+      </w:r>
+      <w:r>
+        <w:rPr>
+          <w:rFonts w:eastAsia="Times New Roman" w:cstheme="minorHAnsi"/>
+          <w:kern w:val="0"/>
+          <w:sz w:val="20"/>
+          <w:szCs w:val="20"/>
+          <w:lang w:bidi="te-IN"/>
+          <w14:ligatures w14:val="none"/>
+        </w:rPr>
+        <w:t>summary</w:t>
+      </w:r>
+      <w:r>
+        <w:rPr>
+          <w:rFonts w:eastAsia="Times New Roman" w:cstheme="minorHAnsi"/>
+          <w:kern w:val="0"/>
+          <w:lang w:bidi="te-IN"/>
+          <w14:ligatures w14:val="none"/>
+        </w:rPr>
+        <w:t xml:space="preserve"> to confirm what will be deployed and how resources will be named, especially in team environments where presets ensure uniqueness.</w:t>
+      </w:r>
+    </w:p>
+    <w:p>
+      <w:pPr>
+        <w:spacing w:after="0" w:line="240" w:lineRule="auto"/>
+        <w:rPr>
+          <w:rFonts w:eastAsia="Times New Roman" w:cstheme="minorHAnsi"/>
+          <w:kern w:val="0"/>
+          <w:lang w:bidi="te-IN"/>
+          <w14:ligatures w14:val="none"/>
+        </w:rPr>
+      </w:pPr>
+      <w:r>
+        <w:rPr>
+          <w:rFonts w:eastAsia="Times New Roman" w:cstheme="minorHAnsi"/>
+          <w:kern w:val="0"/>
+          <w:lang w:bidi="te-IN"/>
+          <w14:ligatures w14:val="none"/>
+        </w:rPr>
+        <w:pict w14:anchorId="4F7D2672">
+          <v:rect id="_x0000_i1121" style="width:0;height:1.5pt" o:hralign="center" o:hrstd="t" o:hr="t" fillcolor="#a0a0a0" stroked="f"/>
+        </w:pict>
+      </w:r>
+    </w:p>
+    <w:p>
+      <w:pPr>
+        <w:pStyle w:val="Heading2"/>
+        <w:rPr>
+          <w:rFonts w:eastAsia="Times New Roman"/>
+          <w:lang w:bidi="te-IN"/>
+        </w:rPr>
+      </w:pPr>
+      <w:r>
+        <w:rPr>
+          <w:rFonts w:ascii="Segoe UI Emoji" w:eastAsia="Times New Roman" w:hAnsi="Segoe UI Emoji" w:cs="Segoe UI Emoji"/>
+          <w:lang w:bidi="te-IN"/>
+        </w:rPr>
+        <w:t>⚡</w:t>
+      </w:r>
+      <w:r>
+        <w:rPr>
+          <w:rFonts w:eastAsia="Times New Roman"/>
+          <w:lang w:bidi="te-IN"/>
+        </w:rPr>
+        <w:t xml:space="preserve"> Workflow Tip</w:t>
+      </w:r>
+    </w:p>
+    <w:p>
+      <w:pPr>
+        <w:numPr>
+          <w:ilvl w:val="0"/>
+          <w:numId w:val="29"/>
+        </w:numPr>
+        <w:spacing w:before="100" w:beforeAutospacing="1" w:after="100" w:afterAutospacing="1" w:line="240" w:lineRule="auto"/>
+        <w:rPr>
+          <w:rFonts w:eastAsia="Times New Roman" w:cstheme="minorHAnsi"/>
+          <w:kern w:val="0"/>
+          <w:lang w:bidi="te-IN"/>
+          <w14:ligatures w14:val="none"/>
+        </w:rPr>
+      </w:pPr>
+      <w:r>
+        <w:rPr>
+          <w:rFonts w:eastAsia="Times New Roman" w:cstheme="minorHAnsi"/>
+          <w:b/>
+          <w:bCs/>
+          <w:kern w:val="0"/>
+          <w:lang w:bidi="te-IN"/>
+          <w14:ligatures w14:val="none"/>
+        </w:rPr>
+        <w:t>Validate</w:t>
+      </w:r>
+      <w:r>
+        <w:rPr>
+          <w:rFonts w:eastAsia="Times New Roman" w:cstheme="minorHAnsi"/>
+          <w:kern w:val="0"/>
+          <w:lang w:bidi="te-IN"/>
+          <w14:ligatures w14:val="none"/>
+        </w:rPr>
+        <w:t xml:space="preserve"> → make sure your bundle is correct.</w:t>
+      </w:r>
+    </w:p>
+    <w:p>
+      <w:pPr>
+        <w:numPr>
+          <w:ilvl w:val="0"/>
+          <w:numId w:val="29"/>
+        </w:numPr>
+        <w:spacing w:before="100" w:beforeAutospacing="1" w:after="100" w:afterAutospacing="1" w:line="240" w:lineRule="auto"/>
+        <w:rPr>
+          <w:rFonts w:eastAsia="Times New Roman" w:cstheme="minorHAnsi"/>
+          <w:kern w:val="0"/>
+          <w:lang w:bidi="te-IN"/>
+          <w14:ligatures w14:val="none"/>
+        </w:rPr>
+      </w:pPr>
+      <w:r>
+        <w:rPr>
+          <w:rFonts w:eastAsia="Times New Roman" w:cstheme="minorHAnsi"/>
+          <w:b/>
+          <w:bCs/>
+          <w:kern w:val="0"/>
+          <w:lang w:bidi="te-IN"/>
+          <w14:ligatures w14:val="none"/>
+        </w:rPr>
+        <w:lastRenderedPageBreak/>
+        <w:t>Summary</w:t>
+      </w:r>
+      <w:r>
+        <w:rPr>
+          <w:rFonts w:eastAsia="Times New Roman" w:cstheme="minorHAnsi"/>
+          <w:kern w:val="0"/>
+          <w:lang w:bidi="te-IN"/>
+          <w14:ligatures w14:val="none"/>
+        </w:rPr>
+        <w:t xml:space="preserve"> → preview what will be deployed.</w:t>
+      </w:r>
+    </w:p>
+    <w:p>
+      <w:pPr>
+        <w:numPr>
+          <w:ilvl w:val="0"/>
+          <w:numId w:val="29"/>
+        </w:numPr>
+        <w:spacing w:before="100" w:beforeAutospacing="1" w:after="100" w:afterAutospacing="1" w:line="240" w:lineRule="auto"/>
+        <w:rPr>
+          <w:rFonts w:eastAsia="Times New Roman" w:cstheme="minorHAnsi"/>
+          <w:kern w:val="0"/>
+          <w:lang w:bidi="te-IN"/>
+          <w14:ligatures w14:val="none"/>
+        </w:rPr>
+      </w:pPr>
+      <w:r>
+        <w:rPr>
+          <w:rFonts w:eastAsia="Times New Roman" w:cstheme="minorHAnsi"/>
+          <w:b/>
+          <w:bCs/>
+          <w:kern w:val="0"/>
+          <w:lang w:bidi="te-IN"/>
+          <w14:ligatures w14:val="none"/>
+        </w:rPr>
+        <w:t>Deploy</w:t>
+      </w:r>
+      <w:r>
+        <w:rPr>
+          <w:rFonts w:eastAsia="Times New Roman" w:cstheme="minorHAnsi"/>
+          <w:kern w:val="0"/>
+          <w:lang w:bidi="te-IN"/>
+          <w14:ligatures w14:val="none"/>
+        </w:rPr>
+        <w:t xml:space="preserve"> → push to Databricks with confidence.</w:t>
+      </w:r>
+    </w:p>
+    <w:p>
+      <w:pPr>
+        <w:spacing w:after="0" w:line="240" w:lineRule="auto"/>
+        <w:rPr>
+          <w:rFonts w:eastAsia="Times New Roman" w:cstheme="minorHAnsi"/>
+          <w:kern w:val="0"/>
+          <w:lang w:bidi="te-IN"/>
+          <w14:ligatures w14:val="none"/>
+        </w:rPr>
+      </w:pPr>
+      <w:r>
+        <w:rPr>
+          <w:rFonts w:eastAsia="Times New Roman" w:cstheme="minorHAnsi"/>
+          <w:kern w:val="0"/>
+          <w:lang w:bidi="te-IN"/>
+          <w14:ligatures w14:val="none"/>
+        </w:rPr>
+        <w:pict w14:anchorId="0F38BF21">
+          <v:rect id="_x0000_i1122" style="width:0;height:1.5pt" o:hralign="center" o:hrstd="t" o:hr="t" fillcolor="#a0a0a0" stroked="f"/>
+        </w:pict>
+      </w:r>
+    </w:p>
+    <w:p>
+      <w:pPr>
+        <w:spacing w:before="100" w:beforeAutospacing="1" w:after="100" w:afterAutospacing="1" w:line="240" w:lineRule="auto"/>
+        <w:rPr>
+          <w:rFonts w:eastAsia="Times New Roman" w:cstheme="minorHAnsi"/>
+          <w:kern w:val="0"/>
+          <w:lang w:bidi="te-IN"/>
+          <w14:ligatures w14:val="none"/>
+        </w:rPr>
+      </w:pPr>
+      <w:r>
+        <w:rPr>
+          <w:rFonts w:eastAsia="Times New Roman" w:cstheme="minorHAnsi"/>
+          <w:kern w:val="0"/>
+          <w:lang w:bidi="te-IN"/>
+          <w14:ligatures w14:val="none"/>
+        </w:rPr>
+        <w:t xml:space="preserve">Ganapathi, since you’re documenting CLI steps for reuse, would you like me to draft a </w:t>
+      </w:r>
+      <w:r>
+        <w:rPr>
+          <w:rFonts w:eastAsia="Times New Roman" w:cstheme="minorHAnsi"/>
+          <w:b/>
+          <w:bCs/>
+          <w:kern w:val="0"/>
+          <w:lang w:bidi="te-IN"/>
+          <w14:ligatures w14:val="none"/>
+        </w:rPr>
+        <w:t>step</w:t>
+      </w:r>
+      <w:r>
+        <w:rPr>
+          <w:rFonts w:eastAsia="Times New Roman" w:cstheme="minorHAnsi"/>
+          <w:b/>
+          <w:bCs/>
+          <w:kern w:val="0"/>
+          <w:lang w:bidi="te-IN"/>
+          <w14:ligatures w14:val="none"/>
+        </w:rPr>
+        <w:noBreakHyphen/>
+        <w:t>by</w:t>
+      </w:r>
+      <w:r>
+        <w:rPr>
+          <w:rFonts w:eastAsia="Times New Roman" w:cstheme="minorHAnsi"/>
+          <w:b/>
+          <w:bCs/>
+          <w:kern w:val="0"/>
+          <w:lang w:bidi="te-IN"/>
+          <w14:ligatures w14:val="none"/>
+        </w:rPr>
+        <w:noBreakHyphen/>
+        <w:t>step deployment checklist</w:t>
+      </w:r>
+      <w:r>
+        <w:rPr>
+          <w:rFonts w:eastAsia="Times New Roman" w:cstheme="minorHAnsi"/>
+          <w:kern w:val="0"/>
+          <w:lang w:bidi="te-IN"/>
+          <w14:ligatures w14:val="none"/>
+        </w:rPr>
+        <w:t xml:space="preserve"> (Validate → Summary → Deploy → Test) that you can keep as a reusable note for all your bundle projects?</w:t>
+      </w:r>
+    </w:p>
+    <w:p/>
+    <w:p>
+      <w:pPr>
+        <w:pStyle w:val="Heading1"/>
+      </w:pPr>
+      <w:r>
+        <w:t>Best Practices</w:t>
+      </w:r>
+    </w:p>
+    <w:p>
+      <w:pPr>
+        <w:pStyle w:val="Heading2"/>
+      </w:pPr>
+      <w:r>
+        <w:t>Notebook Paths in Databricks Asset Bundles</w:t>
+      </w:r>
+    </w:p>
+    <w:p>
+      <w:r>
+        <w:rPr>
+          <w:b/>
+          <w:bCs/>
+        </w:rPr>
+        <w:t>Quick Answer:</w:t>
+      </w:r>
+      <w:r>
+        <w:br/>
+        <w:t xml:space="preserve">The best practice is to use </w:t>
+      </w:r>
+      <w:r>
+        <w:rPr>
+          <w:b/>
+          <w:bCs/>
+        </w:rPr>
+        <w:t>relative paths inside your bundle’s src/ directory</w:t>
+      </w:r>
+      <w:r>
+        <w:t>, reference them consistently in the job YAML, and avoid hard</w:t>
+      </w:r>
+      <w:r>
+        <w:noBreakHyphen/>
+        <w:t>coding workspace paths. This ensures portability across environments (dev, staging, prod) and keeps your bundle self</w:t>
+      </w:r>
+      <w:r>
+        <w:noBreakHyphen/>
+        <w:t>contained.</w:t>
+      </w:r>
+    </w:p>
+    <w:p>
+      <w:pPr>
+        <w:rPr>
+          <w:b/>
+          <w:bCs/>
+        </w:rPr>
+      </w:pPr>
+      <w:r>
+        <w:rPr>
+          <w:b/>
+          <w:bCs/>
+        </w:rPr>
+        <w:t>1. Use Relative Paths</w:t>
+      </w:r>
+    </w:p>
+    <w:p>
+      <w:pPr>
+        <w:numPr>
+          <w:ilvl w:val="0"/>
+          <w:numId w:val="20"/>
+        </w:numPr>
+      </w:pPr>
+      <w:r>
+        <w:t>Place notebooks under a src/ folder in your bundle project.</w:t>
+      </w:r>
+    </w:p>
+    <w:p>
+      <w:pPr>
+        <w:numPr>
+          <w:ilvl w:val="0"/>
+          <w:numId w:val="20"/>
+        </w:numPr>
+      </w:pPr>
+      <w:r>
+        <w:t xml:space="preserve">Reference them in YAML using relative paths: </w:t>
+      </w:r>
+    </w:p>
+    <w:p>
+      <w:pPr>
+        <w:numPr>
+          <w:ilvl w:val="0"/>
+          <w:numId w:val="20"/>
+        </w:numPr>
+        <w:tabs>
+          <w:tab w:val="clear" w:pos="720"/>
+        </w:tabs>
+      </w:pPr>
+      <w:r>
+        <w:t>tasks:</w:t>
+      </w:r>
+    </w:p>
+    <w:p>
+      <w:pPr>
+        <w:numPr>
+          <w:ilvl w:val="0"/>
+          <w:numId w:val="20"/>
+        </w:numPr>
+        <w:tabs>
+          <w:tab w:val="clear" w:pos="720"/>
+        </w:tabs>
+      </w:pPr>
+      <w:r>
+        <w:t xml:space="preserve">  - task_key: etl_notebook</w:t>
+      </w:r>
+    </w:p>
+    <w:p>
+      <w:pPr>
+        <w:numPr>
+          <w:ilvl w:val="0"/>
+          <w:numId w:val="20"/>
+        </w:numPr>
+        <w:tabs>
+          <w:tab w:val="clear" w:pos="720"/>
+        </w:tabs>
+      </w:pPr>
+      <w:r>
+        <w:t xml:space="preserve">    notebook_task:</w:t>
+      </w:r>
+    </w:p>
+    <w:p>
+      <w:pPr>
+        <w:numPr>
+          <w:ilvl w:val="0"/>
+          <w:numId w:val="20"/>
+        </w:numPr>
+        <w:tabs>
+          <w:tab w:val="clear" w:pos="720"/>
+        </w:tabs>
+      </w:pPr>
+      <w:r>
+        <w:t xml:space="preserve">      notebook_path: src/notebook1.ipynb</w:t>
+      </w:r>
+    </w:p>
+    <w:p>
+      <w:pPr>
+        <w:numPr>
+          <w:ilvl w:val="0"/>
+          <w:numId w:val="20"/>
+        </w:numPr>
+      </w:pPr>
+      <w:r>
+        <w:t>This keeps the bundle portable and avoids absolute workspace paths.</w:t>
+      </w:r>
+    </w:p>
+    <w:p>
+      <w:pPr>
+        <w:rPr>
+          <w:b/>
+          <w:bCs/>
+        </w:rPr>
+      </w:pPr>
+      <w:r>
+        <w:rPr>
+          <w:b/>
+          <w:bCs/>
+        </w:rPr>
+        <w:t>2. Keep a Clear Project Structure</w:t>
+      </w:r>
+    </w:p>
+    <w:p>
+      <w:pPr>
+        <w:numPr>
+          <w:ilvl w:val="0"/>
+          <w:numId w:val="21"/>
+        </w:numPr>
+      </w:pPr>
+      <w:r>
+        <w:t xml:space="preserve">Recommended layout: </w:t>
+      </w:r>
+    </w:p>
+    <w:p>
+      <w:pPr>
+        <w:numPr>
+          <w:ilvl w:val="0"/>
+          <w:numId w:val="21"/>
+        </w:numPr>
+        <w:tabs>
+          <w:tab w:val="clear" w:pos="720"/>
+        </w:tabs>
+      </w:pPr>
+      <w:r>
+        <w:t>project-root/</w:t>
+      </w:r>
+    </w:p>
+    <w:p>
+      <w:pPr>
+        <w:numPr>
+          <w:ilvl w:val="0"/>
+          <w:numId w:val="21"/>
+        </w:numPr>
+        <w:tabs>
+          <w:tab w:val="clear" w:pos="720"/>
+        </w:tabs>
+      </w:pPr>
+      <w:r>
+        <w:rPr>
+          <w:rFonts w:ascii="MS Gothic" w:eastAsia="MS Gothic" w:hAnsi="MS Gothic" w:cs="MS Gothic" w:hint="eastAsia"/>
+        </w:rPr>
+        <w:t>├</w:t>
+      </w:r>
+      <w:r>
+        <w:rPr>
+          <w:rFonts w:ascii="Calibri" w:hAnsi="Calibri" w:cs="Calibri"/>
+        </w:rPr>
+        <w:t>──</w:t>
+      </w:r>
+      <w:r>
+        <w:t xml:space="preserve"> src/</w:t>
+      </w:r>
+    </w:p>
+    <w:p>
+      <w:pPr>
+        <w:numPr>
+          <w:ilvl w:val="0"/>
+          <w:numId w:val="21"/>
+        </w:numPr>
+        <w:tabs>
+          <w:tab w:val="clear" w:pos="720"/>
+        </w:tabs>
+      </w:pPr>
+      <w:r>
+        <w:t xml:space="preserve">│   </w:t>
+      </w:r>
+      <w:r>
+        <w:rPr>
+          <w:rFonts w:ascii="MS Gothic" w:eastAsia="MS Gothic" w:hAnsi="MS Gothic" w:cs="MS Gothic" w:hint="eastAsia"/>
+        </w:rPr>
+        <w:t>├</w:t>
+      </w:r>
+      <w:r>
+        <w:rPr>
+          <w:rFonts w:ascii="Calibri" w:hAnsi="Calibri" w:cs="Calibri"/>
+        </w:rPr>
+        <w:t>──</w:t>
+      </w:r>
+      <w:r>
+        <w:t xml:space="preserve"> notebooks/</w:t>
+      </w:r>
+    </w:p>
+    <w:p>
+      <w:pPr>
+        <w:numPr>
+          <w:ilvl w:val="0"/>
+          <w:numId w:val="21"/>
+        </w:numPr>
+        <w:tabs>
+          <w:tab w:val="clear" w:pos="720"/>
+        </w:tabs>
+      </w:pPr>
+      <w:r>
+        <w:t>│   │   └── etl.ipynb</w:t>
+      </w:r>
+    </w:p>
+    <w:p>
+      <w:pPr>
+        <w:numPr>
+          <w:ilvl w:val="0"/>
+          <w:numId w:val="21"/>
+        </w:numPr>
+        <w:tabs>
+          <w:tab w:val="clear" w:pos="720"/>
+        </w:tabs>
+      </w:pPr>
+      <w:r>
+        <w:rPr>
+          <w:rFonts w:ascii="MS Gothic" w:eastAsia="MS Gothic" w:hAnsi="MS Gothic" w:cs="MS Gothic" w:hint="eastAsia"/>
+        </w:rPr>
+        <w:lastRenderedPageBreak/>
+        <w:t>├</w:t>
+      </w:r>
+      <w:r>
+        <w:rPr>
+          <w:rFonts w:ascii="Calibri" w:hAnsi="Calibri" w:cs="Calibri"/>
+        </w:rPr>
+        <w:t>──</w:t>
+      </w:r>
+      <w:r>
+        <w:t xml:space="preserve"> databricks.yml</w:t>
+      </w:r>
+    </w:p>
+    <w:p>
+      <w:pPr>
+        <w:numPr>
+          <w:ilvl w:val="0"/>
+          <w:numId w:val="21"/>
+        </w:numPr>
+        <w:tabs>
+          <w:tab w:val="clear" w:pos="720"/>
+        </w:tabs>
+      </w:pPr>
+      <w:r>
+        <w:t>└── bundle.yml</w:t>
+      </w:r>
+    </w:p>
+    <w:p>
+      <w:pPr>
+        <w:numPr>
+          <w:ilvl w:val="0"/>
+          <w:numId w:val="21"/>
+        </w:numPr>
+      </w:pPr>
+      <w:r>
+        <w:t>Group notebooks under src/notebooks/ for clarity.</w:t>
+      </w:r>
+    </w:p>
+    <w:p>
+      <w:pPr>
+        <w:rPr>
+          <w:b/>
+          <w:bCs/>
+        </w:rPr>
+      </w:pPr>
+      <w:r>
+        <w:rPr>
+          <w:b/>
+          <w:bCs/>
+        </w:rPr>
+        <w:t>3. Avoid Workspace Paths in YAML</w:t>
+      </w:r>
+    </w:p>
+    <w:p>
+      <w:pPr>
+        <w:numPr>
+          <w:ilvl w:val="0"/>
+          <w:numId w:val="22"/>
+        </w:numPr>
+      </w:pPr>
+      <w:r>
+        <w:t>Don’t use /Workspace/Users/... paths directly in job YAML.</w:t>
+      </w:r>
+    </w:p>
+    <w:p>
+      <w:pPr>
+        <w:numPr>
+          <w:ilvl w:val="0"/>
+          <w:numId w:val="22"/>
+        </w:numPr>
+      </w:pPr>
+      <w:r>
+        <w:t>Let the bundle deployment process upload notebooks to the correct workspace location automatically.</w:t>
+      </w:r>
+    </w:p>
+    <w:p>
+      <w:pPr>
+        <w:rPr>
+          <w:b/>
+          <w:bCs/>
+        </w:rPr>
+      </w:pPr>
+      <w:r>
+        <w:rPr>
+          <w:b/>
+          <w:bCs/>
+        </w:rPr>
+        <w:t>4. Environment-Specific Targets</w:t>
+      </w:r>
+    </w:p>
+    <w:p>
+      <w:pPr>
+        <w:numPr>
+          <w:ilvl w:val="0"/>
+          <w:numId w:val="23"/>
+        </w:numPr>
+      </w:pPr>
+      <w:r>
+        <w:t xml:space="preserve">Use targets in your bundle YAML to manage different environments: </w:t>
+      </w:r>
+    </w:p>
+    <w:p>
+      <w:pPr>
+        <w:ind w:left="360"/>
+        <w:rPr>
+          <w:highlight w:val="yellow"/>
+        </w:rPr>
+      </w:pPr>
+      <w:r>
+        <w:rPr>
+          <w:highlight w:val="yellow"/>
+        </w:rPr>
+        <w:t>targets:</w:t>
+      </w:r>
+    </w:p>
+    <w:p>
+      <w:pPr>
+        <w:ind w:left="360"/>
+        <w:rPr>
+          <w:highlight w:val="yellow"/>
+        </w:rPr>
+      </w:pPr>
+      <w:r>
+        <w:rPr>
+          <w:highlight w:val="yellow"/>
+        </w:rPr>
+        <w:t xml:space="preserve">  dev:</w:t>
+      </w:r>
+    </w:p>
+    <w:p>
+      <w:pPr>
+        <w:ind w:left="360"/>
+        <w:rPr>
+          <w:highlight w:val="yellow"/>
+        </w:rPr>
+      </w:pPr>
+      <w:r>
+        <w:rPr>
+          <w:highlight w:val="yellow"/>
+        </w:rPr>
+        <w:t xml:space="preserve">    jobs:</w:t>
+      </w:r>
+    </w:p>
+    <w:p>
+      <w:pPr>
+        <w:ind w:left="360"/>
+        <w:rPr>
+          <w:highlight w:val="yellow"/>
+        </w:rPr>
+      </w:pPr>
+      <w:r>
+        <w:rPr>
+          <w:highlight w:val="yellow"/>
+        </w:rPr>
+        <w:t xml:space="preserve">      - name: etl_job</w:t>
+      </w:r>
+    </w:p>
+    <w:p>
+      <w:pPr>
+        <w:ind w:left="360"/>
+        <w:rPr>
+          <w:highlight w:val="yellow"/>
+        </w:rPr>
+      </w:pPr>
+      <w:r>
+        <w:rPr>
+          <w:highlight w:val="yellow"/>
+        </w:rPr>
+        <w:t xml:space="preserve">        tasks:</w:t>
+      </w:r>
+    </w:p>
+    <w:p>
+      <w:pPr>
+        <w:ind w:left="360"/>
+        <w:rPr>
+          <w:highlight w:val="yellow"/>
+        </w:rPr>
+      </w:pPr>
+      <w:r>
+        <w:rPr>
+          <w:highlight w:val="yellow"/>
+        </w:rPr>
+        <w:t xml:space="preserve">          - notebook_task:</w:t>
+      </w:r>
+    </w:p>
+    <w:p>
+      <w:pPr>
+        <w:ind w:left="360"/>
+        <w:rPr>
+          <w:highlight w:val="yellow"/>
+        </w:rPr>
+      </w:pPr>
+      <w:r>
+        <w:rPr>
+          <w:highlight w:val="yellow"/>
+        </w:rPr>
+        <w:t xml:space="preserve">              notebook_path: src/notebooks/etl.ipynb</w:t>
+      </w:r>
+    </w:p>
+    <w:p>
+      <w:pPr>
+        <w:ind w:left="360"/>
+        <w:rPr>
+          <w:highlight w:val="yellow"/>
+        </w:rPr>
+      </w:pPr>
+      <w:r>
+        <w:rPr>
+          <w:highlight w:val="yellow"/>
+        </w:rPr>
+        <w:t xml:space="preserve">  prod:</w:t>
+      </w:r>
+    </w:p>
+    <w:p>
+      <w:pPr>
+        <w:ind w:left="360"/>
+        <w:rPr>
+          <w:highlight w:val="yellow"/>
+        </w:rPr>
+      </w:pPr>
+      <w:r>
+        <w:rPr>
+          <w:highlight w:val="yellow"/>
+        </w:rPr>
+        <w:t xml:space="preserve">    jobs:</w:t>
+      </w:r>
+    </w:p>
+    <w:p>
+      <w:pPr>
+        <w:ind w:left="360"/>
+        <w:rPr>
+          <w:highlight w:val="yellow"/>
+        </w:rPr>
+      </w:pPr>
+      <w:r>
+        <w:rPr>
+          <w:highlight w:val="yellow"/>
+        </w:rPr>
+        <w:t xml:space="preserve">      - name: etl_job</w:t>
+      </w:r>
+    </w:p>
+    <w:p>
+      <w:pPr>
+        <w:ind w:left="360"/>
+        <w:rPr>
+          <w:highlight w:val="yellow"/>
+        </w:rPr>
+      </w:pPr>
+      <w:r>
+        <w:rPr>
+          <w:highlight w:val="yellow"/>
+        </w:rPr>
+        <w:t xml:space="preserve">        tasks:</w:t>
+      </w:r>
+    </w:p>
+    <w:p>
+      <w:pPr>
+        <w:ind w:left="360"/>
+        <w:rPr>
+          <w:highlight w:val="yellow"/>
+        </w:rPr>
+      </w:pPr>
+      <w:r>
+        <w:rPr>
+          <w:highlight w:val="yellow"/>
+        </w:rPr>
+        <w:t xml:space="preserve">          - notebook_task:</w:t>
+      </w:r>
+    </w:p>
+    <w:p>
+      <w:pPr>
+        <w:ind w:left="360"/>
+      </w:pPr>
+      <w:r>
+        <w:rPr>
+          <w:highlight w:val="yellow"/>
+        </w:rPr>
+        <w:t xml:space="preserve">              notebook_path: src/notebooks/etl.ipynb</w:t>
+      </w:r>
+    </w:p>
+    <w:p>
+      <w:pPr>
+        <w:numPr>
+          <w:ilvl w:val="0"/>
+          <w:numId w:val="23"/>
+        </w:numPr>
+      </w:pPr>
+      <w:r>
+        <w:t>Same relative path, but deployed to different workspace folders depending on the target.</w:t>
+      </w:r>
+    </w:p>
+    <w:p>
+      <w:pPr>
+        <w:rPr>
+          <w:b/>
+          <w:bCs/>
+        </w:rPr>
+      </w:pPr>
+      <w:r>
+        <w:rPr>
+          <w:b/>
+          <w:bCs/>
+        </w:rPr>
+        <w:t>5. Validate Before Deploy</w:t>
+      </w:r>
+    </w:p>
+    <w:p>
+      <w:pPr>
+        <w:numPr>
+          <w:ilvl w:val="0"/>
+          <w:numId w:val="24"/>
+        </w:numPr>
+      </w:pPr>
+      <w:r>
+        <w:t xml:space="preserve">Run: </w:t>
+      </w:r>
+    </w:p>
+    <w:p>
+      <w:pPr>
+        <w:numPr>
+          <w:ilvl w:val="0"/>
+          <w:numId w:val="24"/>
+        </w:numPr>
+        <w:tabs>
+          <w:tab w:val="clear" w:pos="720"/>
+        </w:tabs>
+        <w:rPr>
+          <w:highlight w:val="yellow"/>
+        </w:rPr>
+      </w:pPr>
+      <w:r>
+        <w:rPr>
+          <w:highlight w:val="yellow"/>
+        </w:rPr>
+        <w:lastRenderedPageBreak/>
+        <w:t>databricks bundle validate</w:t>
+      </w:r>
+    </w:p>
+    <w:p>
+      <w:pPr>
+        <w:numPr>
+          <w:ilvl w:val="0"/>
+          <w:numId w:val="24"/>
+        </w:numPr>
+      </w:pPr>
+      <w:r>
+        <w:t>This ensures notebook paths are correct and files exist before deployment.</w:t>
+      </w:r>
+    </w:p>
+    <w:p>
+      <w:r>
+        <w:pict w14:anchorId="0F09150E">
+          <v:rect id="_x0000_i1123" style="width:0;height:1.5pt" o:hralign="center" o:hrstd="t" o:hr="t" fillcolor="#a0a0a0" stroked="f"/>
+        </w:pict>
+      </w:r>
+    </w:p>
+    <w:p>
+      <w:pPr>
+        <w:rPr>
+          <w:b/>
+          <w:bCs/>
+        </w:rPr>
+      </w:pPr>
+      <w:r>
+        <w:rPr>
+          <w:rFonts w:ascii="Segoe UI Emoji" w:hAnsi="Segoe UI Emoji" w:cs="Segoe UI Emoji"/>
+          <w:b/>
+          <w:bCs/>
+        </w:rPr>
+        <w:t>⚠️</w:t>
+      </w:r>
+      <w:r>
+        <w:rPr>
+          <w:b/>
+          <w:bCs/>
+        </w:rPr>
+        <w:t xml:space="preserve"> Risks &amp; Trade-offs</w:t>
+      </w:r>
+    </w:p>
+    <w:p>
+      <w:pPr>
+        <w:numPr>
+          <w:ilvl w:val="0"/>
+          <w:numId w:val="25"/>
+        </w:numPr>
+      </w:pPr>
+      <w:r>
+        <w:rPr>
+          <w:b/>
+          <w:bCs/>
+        </w:rPr>
+        <w:t>Absolute paths</w:t>
+      </w:r>
+      <w:r>
+        <w:t>: Break portability and require manual edits per environment.</w:t>
+      </w:r>
+    </w:p>
+    <w:p>
+      <w:pPr>
+        <w:numPr>
+          <w:ilvl w:val="0"/>
+          <w:numId w:val="25"/>
+        </w:numPr>
+      </w:pPr>
+      <w:r>
+        <w:rPr>
+          <w:b/>
+          <w:bCs/>
+        </w:rPr>
+        <w:t>Missing files</w:t>
+      </w:r>
+      <w:r>
+        <w:t>: If a notebook is deleted or corrupted, deployment fails (like your earlier EOF error). Always validate JSON structure of .ipynb files.</w:t>
+      </w:r>
+    </w:p>
+    <w:p>
+      <w:pPr>
+        <w:numPr>
+          <w:ilvl w:val="0"/>
+          <w:numId w:val="25"/>
+        </w:numPr>
+      </w:pPr>
+      <w:r>
+        <w:rPr>
+          <w:b/>
+          <w:bCs/>
+        </w:rPr>
+        <w:t>Version drift</w:t>
+      </w:r>
+      <w:r>
+        <w:t>: Keep notebooks under version control (Git) so bundle deployments are reproducible.</w:t>
+      </w:r>
+    </w:p>
+    <w:p>
+      <w:r>
+        <w:rPr>
+          <w:b/>
+          <w:bCs/>
+        </w:rPr>
+        <w:t>Recommendation:</w:t>
+      </w:r>
+      <w:r>
+        <w:br/>
+        <w:t xml:space="preserve">Ganapathi, for your reusable Databricks bundle scripts, always define notebooks with </w:t>
+      </w:r>
+      <w:r>
+        <w:rPr>
+          <w:b/>
+          <w:bCs/>
+        </w:rPr>
+        <w:t>relative paths under src/</w:t>
+      </w:r>
+      <w:r>
+        <w:t>, keep them in Git, and let the bundle deployment handle workspace placement. This aligns with Databricks’ CI/CD best practices.</w:t>
+      </w:r>
+    </w:p>
+    <w:p/>
+    <w:p>
+      <w:pPr>
+        <w:pStyle w:val="Heading2"/>
+      </w:pPr>
+      <w:r>
+        <w:t>Managing the .databricks Folder in Asset Bundles</w:t>
+      </w:r>
+    </w:p>
+    <w:p>
+      <w:r>
+        <w:t xml:space="preserve">The </w:t>
+      </w:r>
+      <w:r>
+        <w:rPr>
+          <w:b/>
+          <w:bCs/>
+        </w:rPr>
+        <w:t xml:space="preserve">.databricks </w:t>
+      </w:r>
+      <w:r>
+        <w:t>folder maintains transactional logs and tracks changes made during bundle deployments.</w:t>
+      </w:r>
+    </w:p>
+    <w:p>
+      <w:r>
+        <w:t>Within this folder, snapshots are stored as .json files, which record the last modified time of all files in the bundle.</w:t>
+      </w:r>
+    </w:p>
+    <w:p>
+      <w:r>
+        <w:t>If a file is accidentally deleted, redeploying the bundle will not recreate the missing file in the Databricks workspace, because the snapshot indicates that there has been no change in its last modified time.</w:t>
+      </w:r>
+    </w:p>
+    <w:p>
+      <w:r>
+        <w:t>In such cases, the recommended approach is to delete the entire .databricks folder and redeploy the bundle. This forces Databricks to rebuild the deployment state and ensures that all required folders and files are recreated in the workspace</w:t>
+      </w:r>
+    </w:p>
+    <w:p>
+      <w:r>
+        <w:t xml:space="preserve">Here’s a shortened </w:t>
+      </w:r>
+      <w:r>
+        <w:rPr>
+          <w:b/>
+          <w:bCs/>
+        </w:rPr>
+        <w:t>best</w:t>
+      </w:r>
+      <w:r>
+        <w:rPr>
+          <w:b/>
+          <w:bCs/>
+        </w:rPr>
+        <w:noBreakHyphen/>
+        <w:t>practice note</w:t>
+      </w:r>
+      <w:r>
+        <w:t xml:space="preserve"> version of your content, written as simple notes instead of tutor narration:</w:t>
+      </w:r>
+    </w:p>
+    <w:p>
+      <w:r>
+        <w:pict w14:anchorId="6A79792C">
+          <v:rect id="_x0000_i1124" style="width:0;height:1.5pt" o:hralign="center" o:hrstd="t" o:hr="t" fillcolor="#a0a0a0" stroked="f"/>
+        </w:pict>
+      </w:r>
+    </w:p>
+    <w:p>
+      <w:pPr>
+        <w:pStyle w:val="Heading2"/>
+      </w:pPr>
+      <w:r>
+        <w:lastRenderedPageBreak/>
+        <w:t>Using Custom Presets in databricks.yml</w:t>
+      </w:r>
+    </w:p>
+    <w:p>
+      <w:pPr>
+        <w:rPr>
+          <w:b/>
+          <w:bCs/>
+        </w:rPr>
+      </w:pPr>
+      <w:hyperlink r:id="rId8" w:history="1">
+        <w:r>
+          <w:rPr>
+            <w:rStyle w:val="Hyperlink"/>
+            <w:b/>
+            <w:bCs/>
+          </w:rPr>
+          <w:t>https://learn.microsoft.com/en-us/azure/databricks/dev-tools/bundles/deployment-modes#custom-presets</w:t>
+        </w:r>
+      </w:hyperlink>
+      <w:r>
+        <w:rPr>
+          <w:b/>
+          <w:bCs/>
+        </w:rPr>
+        <w:t xml:space="preserve"> </w:t>
+      </w:r>
+    </w:p>
+    <w:p>
+      <w:r>
+        <w:t>*custom presets** as a configuration mechanism within the `databricks.yml` file, primarily used to customize behavior for different deployment targets (like development, QA, or production).</w:t>
+      </w:r>
+    </w:p>
+    <w:p>
+      <w:pPr>
+        <w:numPr>
+          <w:ilvl w:val="0"/>
+          <w:numId w:val="26"/>
+        </w:numPr>
+      </w:pPr>
+      <w:r>
+        <w:rPr>
+          <w:b/>
+          <w:bCs/>
+        </w:rPr>
+        <w:t>Purpose:</w:t>
+      </w:r>
+      <w:r>
+        <w:t xml:space="preserve"> Prevent conflicts in team environments by ensuring jobs/resources don’t overwrite each other.</w:t>
+      </w:r>
+    </w:p>
+    <w:p>
+      <w:pPr>
+        <w:numPr>
+          <w:ilvl w:val="0"/>
+          <w:numId w:val="26"/>
+        </w:numPr>
+      </w:pPr>
+      <w:r>
+        <w:rPr>
+          <w:b/>
+          <w:bCs/>
+        </w:rPr>
+        <w:t>Name Prefix:</w:t>
+      </w:r>
+      <w:r>
+        <w:t xml:space="preserve"> </w:t>
+      </w:r>
+    </w:p>
+    <w:p>
+      <w:pPr>
+        <w:numPr>
+          <w:ilvl w:val="1"/>
+          <w:numId w:val="26"/>
+        </w:numPr>
+      </w:pPr>
+      <w:r>
+        <w:t>Use name_prefix under presets to auto</w:t>
+      </w:r>
+      <w:r>
+        <w:noBreakHyphen/>
+        <w:t>append unique identifiers.</w:t>
+      </w:r>
+    </w:p>
+    <w:p>
+      <w:pPr>
+        <w:numPr>
+          <w:ilvl w:val="1"/>
+          <w:numId w:val="26"/>
+        </w:numPr>
+      </w:pPr>
+      <w:r>
+        <w:t>Default: dev_${workspace.current_user.shortname}.</w:t>
+      </w:r>
+    </w:p>
+    <w:p>
+      <w:pPr>
+        <w:numPr>
+          <w:ilvl w:val="1"/>
+          <w:numId w:val="26"/>
+        </w:numPr>
+      </w:pPr>
+      <w:r>
+        <w:t>Avoid hardcoding names; keep it dynamic for all developers.</w:t>
+      </w:r>
+    </w:p>
+    <w:p>
+      <w:pPr>
+        <w:numPr>
+          <w:ilvl w:val="0"/>
+          <w:numId w:val="26"/>
+        </w:numPr>
+      </w:pPr>
+      <w:r>
+        <w:rPr>
+          <w:b/>
+          <w:bCs/>
+        </w:rPr>
+        <w:t>Source Linked Deployment:</w:t>
+      </w:r>
+      <w:r>
+        <w:t xml:space="preserve"> </w:t>
+      </w:r>
+    </w:p>
+    <w:p>
+      <w:pPr>
+        <w:numPr>
+          <w:ilvl w:val="1"/>
+          <w:numId w:val="26"/>
+        </w:numPr>
+      </w:pPr>
+      <w:r>
+        <w:t>Set source_linked_deployment: false.</w:t>
+      </w:r>
+    </w:p>
+    <w:p>
+      <w:pPr>
+        <w:numPr>
+          <w:ilvl w:val="1"/>
+          <w:numId w:val="26"/>
+        </w:numPr>
+      </w:pPr>
+      <w:r>
+        <w:t>Ensures jobs reference the deployed workspace path, not the local source folder.</w:t>
+      </w:r>
+    </w:p>
+    <w:p>
+      <w:pPr>
+        <w:numPr>
+          <w:ilvl w:val="1"/>
+          <w:numId w:val="26"/>
+        </w:numPr>
+      </w:pPr>
+      <w:r>
+        <w:t>Prevents “file not found” errors across environments.</w:t>
+      </w:r>
+    </w:p>
+    <w:p>
+      <w:pPr>
+        <w:numPr>
+          <w:ilvl w:val="0"/>
+          <w:numId w:val="26"/>
+        </w:numPr>
+      </w:pPr>
+      <w:r>
+        <w:rPr>
+          <w:b/>
+          <w:bCs/>
+        </w:rPr>
+        <w:t>Implementation:</w:t>
+      </w:r>
+      <w:r>
+        <w:t xml:space="preserve"> </w:t>
+      </w:r>
+    </w:p>
+    <w:p>
+      <w:pPr>
+        <w:ind w:left="360"/>
+        <w:rPr>
+          <w:rFonts w:ascii="Arial" w:hAnsi="Arial" w:cs="Arial"/>
+          <w:highlight w:val="yellow"/>
+        </w:rPr>
+      </w:pPr>
+      <w:r>
+        <w:rPr>
+          <w:rFonts w:ascii="Arial" w:hAnsi="Arial" w:cs="Arial"/>
+          <w:highlight w:val="yellow"/>
+        </w:rPr>
+        <w:t>targets:</w:t>
+      </w:r>
+    </w:p>
+    <w:p>
+      <w:pPr>
+        <w:ind w:left="360"/>
+        <w:rPr>
+          <w:rFonts w:ascii="Arial" w:hAnsi="Arial" w:cs="Arial"/>
+          <w:highlight w:val="yellow"/>
+        </w:rPr>
+      </w:pPr>
+      <w:r>
+        <w:rPr>
+          <w:rFonts w:ascii="Arial" w:hAnsi="Arial" w:cs="Arial"/>
+          <w:highlight w:val="yellow"/>
+        </w:rPr>
+        <w:t xml:space="preserve">  dev:</w:t>
+      </w:r>
+    </w:p>
+    <w:p>
+      <w:pPr>
+        <w:ind w:left="360"/>
+        <w:rPr>
+          <w:rFonts w:ascii="Arial" w:hAnsi="Arial" w:cs="Arial"/>
+          <w:highlight w:val="yellow"/>
+        </w:rPr>
+      </w:pPr>
+      <w:r>
+        <w:rPr>
+          <w:rFonts w:ascii="Arial" w:hAnsi="Arial" w:cs="Arial"/>
+          <w:highlight w:val="yellow"/>
+        </w:rPr>
+        <w:t xml:space="preserve">    presets:</w:t>
+      </w:r>
+    </w:p>
+    <w:p>
+      <w:pPr>
+        <w:ind w:left="360"/>
+        <w:rPr>
+          <w:rFonts w:ascii="Arial" w:hAnsi="Arial" w:cs="Arial"/>
+          <w:highlight w:val="yellow"/>
+        </w:rPr>
+      </w:pPr>
+      <w:r>
+        <w:rPr>
+          <w:rFonts w:ascii="Arial" w:hAnsi="Arial" w:cs="Arial"/>
+          <w:highlight w:val="yellow"/>
+        </w:rPr>
+        <w:t xml:space="preserve">      name_prefix: dev_${workspace.current_user.shortname}</w:t>
+      </w:r>
+    </w:p>
+    <w:p>
+      <w:pPr>
+        <w:ind w:left="360"/>
+        <w:rPr>
+          <w:rFonts w:ascii="Arial" w:hAnsi="Arial" w:cs="Arial"/>
+        </w:rPr>
+      </w:pPr>
+      <w:r>
+        <w:rPr>
+          <w:rFonts w:ascii="Arial" w:hAnsi="Arial" w:cs="Arial"/>
+          <w:highlight w:val="yellow"/>
+        </w:rPr>
+        <w:t xml:space="preserve">      source_linked_deployment: false</w:t>
+      </w:r>
+    </w:p>
+    <w:p>
+      <w:r>
+        <w:pict w14:anchorId="512A8AF0">
+          <v:rect id="_x0000_i1125" style="width:0;height:1.5pt" o:hralign="center" o:hrstd="t" o:hr="t" fillcolor="#a0a0a0" stroked="f"/>
+        </w:pict>
+      </w:r>
+    </w:p>
+    <w:p>
+      <w:r>
+        <w:rPr>
+          <w:rFonts w:ascii="Segoe UI Emoji" w:hAnsi="Segoe UI Emoji" w:cs="Segoe UI Emoji"/>
+        </w:rPr>
+        <w:t>✅</w:t>
+      </w:r>
+      <w:r>
+        <w:t xml:space="preserve"> </w:t>
+      </w:r>
+      <w:r>
+        <w:rPr>
+          <w:b/>
+          <w:bCs/>
+        </w:rPr>
+        <w:t>Tip:</w:t>
+      </w:r>
+      <w:r>
+        <w:t xml:space="preserve"> Think of presets as “tags” that uniquely label each developer’s resources, avoiding collisions in shared workspaces.</w:t>
+      </w:r>
+    </w:p>
+    <w:p/>
+    <w:p/>
+    <w:p>
+      <w:pPr>
+        <w:pStyle w:val="Heading2"/>
+      </w:pPr>
+      <w:r>
+        <w:lastRenderedPageBreak/>
+        <w:t>Error 1:</w:t>
+      </w:r>
+    </w:p>
+    <w:p>
+      <w:r>
+        <w:drawing>
+          <wp:inline distT="0" distB="0" distL="0" distR="0" wp14:anchorId="2127DC32" wp14:editId="11372A75">
+            <wp:extent cx="5943600" cy="618490"/>
+            <wp:effectExtent l="0" t="0" r="0" b="0"/>
+            <wp:docPr id="2041081690" name="Picture 1"/>
+            <wp:cNvGraphicFramePr>
+              <a:graphicFrameLocks xmlns:a="http://schemas.openxmlformats.org/drawingml/2006/main" noChangeAspect="1"/>
+            </wp:cNvGraphicFramePr>
+            <a:graphic xmlns:a="http://schemas.openxmlformats.org/drawingml/2006/main">
+              <a:graphicData uri="http://schemas.openxmlformats.org/drawingml/2006/picture">
+                <pic:pic xmlns:pic="http://schemas.openxmlformats.org/drawingml/2006/picture">
+                  <pic:nvPicPr>
+                    <pic:cNvPr id="2041081690" name=""/>
+                    <pic:cNvPicPr/>
+                  </pic:nvPicPr>
+                  <pic:blipFill>
+                    <a:blip r:embed="rId9"/>
+                    <a:stretch>
+                      <a:fillRect/>
+                    </a:stretch>
+                  </pic:blipFill>
+                  <pic:spPr>
+                    <a:xfrm>
+                      <a:off x="0" y="0"/>
+                      <a:ext cx="5943600" cy="618490"/>
+                    </a:xfrm>
+                    <a:prstGeom prst="rect">
+                      <a:avLst/>
+                    </a:prstGeom>
+                  </pic:spPr>
+                </pic:pic>
+              </a:graphicData>
+            </a:graphic>
+          </wp:inline>
+        </w:drawing>
+      </w:r>
+    </w:p>
+    <w:p>
+      <w:r>
+        <w:t>If you get this type of error, it means the notebook2 is not saved. Save the notebook and try it again.</w:t>
+      </w:r>
+    </w:p>
+    <w:p/>
+    <w:p/>
+    <w:p>
+      <w:r>
+        <w:drawing>
+          <wp:inline distT="0" distB="0" distL="0" distR="0" wp14:anchorId="0C647824" wp14:editId="0561A1F2">
+            <wp:extent cx="5943600" cy="2238375"/>
+            <wp:effectExtent l="0" t="0" r="0" b="9525"/>
+            <wp:docPr id="1895263425" name="Picture 1"/>
+            <wp:cNvGraphicFramePr>
+              <a:graphicFrameLocks xmlns:a="http://schemas.openxmlformats.org/drawingml/2006/main" noChangeAspect="1"/>
+            </wp:cNvGraphicFramePr>
+            <a:graphic xmlns:a="http://schemas.openxmlformats.org/drawingml/2006/main">
+              <a:graphicData uri="http://schemas.openxmlformats.org/drawingml/2006/picture">
+                <pic:pic xmlns:pic="http://schemas.openxmlformats.org/drawingml/2006/picture">
+                  <pic:nvPicPr>
+                    <pic:cNvPr id="1895263425" name=""/>
+                    <pic:cNvPicPr/>
+                  </pic:nvPicPr>
+                  <pic:blipFill>
+                    <a:blip r:embed="rId10"/>
+                    <a:stretch>
+                      <a:fillRect/>
+                    </a:stretch>
+                  </pic:blipFill>
+                  <pic:spPr>
+                    <a:xfrm>
+                      <a:off x="0" y="0"/>
+                      <a:ext cx="5943600" cy="2238375"/>
+                    </a:xfrm>
+                    <a:prstGeom prst="rect">
+                      <a:avLst/>
+                    </a:prstGeom>
+                  </pic:spPr>
+                </pic:pic>
+              </a:graphicData>
+            </a:graphic>
+          </wp:inline>
+        </w:drawing>
       </w:r>
     </w:p>
     <w:p/>
@@ -2631,6 +4434,155 @@
 <file path=word/numbering.xml><?xml version="1.0" encoding="utf-8"?>
 <w:numbering xmlns:wpc="http://schemas.microsoft.com/office/word/2010/wordprocessingCanvas" xmlns:cx="http://schemas.microsoft.com/office/drawing/2014/chartex" xmlns:cx1="http://schemas.microsoft.com/office/drawing/2015/9/8/chartex" xmlns:cx2="http://schemas.microsoft.com/office/drawing/2015/10/21/chartex" xmlns:cx3="http://schemas.microsoft.com/office/drawing/2016/5/9/chartex" xmlns:cx4="http://schemas.microsoft.com/office/drawing/2016/5/10/chartex" xmlns:cx5="http://schemas.microsoft.com/office/drawing/2016/5/11/chartex" xmlns:cx6="http://schemas.microsoft.com/office/drawing/2016/5/12/chartex" xmlns:cx7="http://schemas.microsoft.com/office/drawing/2016/5/13/chartex" xmlns:cx8="http://schemas.microsoft.com/office/drawing/2016/5/14/chartex" xmlns:mc="http://schemas.openxmlformats.org/markup-compatibility/2006" xmlns:aink="http://schemas.microsoft.com/office/drawing/2016/ink" xmlns:am3d="http://schemas.microsoft.com/office/drawing/2017/model3d" xmlns:o="urn:schemas-microsoft-com:office:office" xmlns:oel="http://schemas.microsoft.com/office/2019/extlst" xmlns:r="http://schemas.openxmlformats.org/officeDocument/2006/relationships" xmlns:m="http://schemas.openxmlformats.org/officeDocument/2006/math" xmlns:v="urn:schemas-microsoft-com:vml" xmlns:wp14="http://schemas.microsoft.com/office/word/2010/wordprocessingDrawing" xmlns:wp="http://schemas.openxmlformats.org/drawingml/2006/wordprocessingDrawing" xmlns:w10="urn:schemas-microsoft-com:office:word" xmlns:w="http://schemas.openxmlformats.org/wordprocessingml/2006/main" xmlns:w14="http://schemas.microsoft.com/office/word/2010/wordml" xmlns:w15="http://schemas.microsoft.com/office/word/2012/wordml" xmlns:w16cex="http://schemas.microsoft.com/office/word/2018/wordml/cex" xmlns:w16cid="http://schemas.microsoft.com/office/word/2016/wordml/cid" xmlns:w16="http://schemas.microsoft.com/office/word/2018/wordml" xmlns:w16du="http://schemas.microsoft.com/office/word/2023/wordml/word16du" xmlns:w16sdtdh="http://schemas.microsoft.com/office/word/2020/wordml/sdtdatahash" xmlns:w16sdtfl="http://schemas.microsoft.com/office/word/2024/wordml/sdtformatlock" xmlns:w16se="http://schemas.microsoft.com/office/word/2015/wordml/symex" xmlns:wpg="http://schemas.microsoft.com/office/word/2010/wordprocessingGroup" xmlns:wpi="http://schemas.microsoft.com/office/word/2010/wordprocessingInk" xmlns:wne="http://schemas.microsoft.com/office/word/2006/wordml" xmlns:wps="http://schemas.microsoft.com/office/word/2010/wordprocessingShape" mc:Ignorable="w14 w15 w16se w16cid w16 w16cex w16sdtdh w16sdtfl w16du wp14">
   <w:abstractNum w:abstractNumId="0" w15:restartNumberingAfterBreak="0">
+    <w:nsid w:val="00155BB5"/>
+    <w:multiLevelType w:val="multilevel"/>
+    <w:tmpl w:val="039E2532"/>
+    <w:lvl w:ilvl="0">
+      <w:start w:val="1"/>
+      <w:numFmt w:val="bullet"/>
+      <w:lvlText w:val=""/>
+      <w:lvlJc w:val="left"/>
+      <w:pPr>
+        <w:tabs>
+          <w:tab w:val="num" w:pos="720"/>
+        </w:tabs>
+        <w:ind w:left="720" w:hanging="360"/>
+      </w:pPr>
+      <w:rPr>
+        <w:rFonts w:ascii="Symbol" w:hAnsi="Symbol" w:hint="default"/>
+        <w:sz w:val="20"/>
+      </w:rPr>
+    </w:lvl>
+    <w:lvl w:ilvl="1" w:tentative="1">
+      <w:start w:val="1"/>
+      <w:numFmt w:val="bullet"/>
+      <w:lvlText w:val="o"/>
+      <w:lvlJc w:val="left"/>
+      <w:pPr>
+        <w:tabs>
+          <w:tab w:val="num" w:pos="1440"/>
+        </w:tabs>
+        <w:ind w:left="1440" w:hanging="360"/>
+      </w:pPr>
+      <w:rPr>
+        <w:rFonts w:ascii="Courier New" w:hAnsi="Courier New" w:hint="default"/>
+        <w:sz w:val="20"/>
+      </w:rPr>
+    </w:lvl>
+    <w:lvl w:ilvl="2" w:tentative="1">
+      <w:start w:val="1"/>
+      <w:numFmt w:val="bullet"/>
+      <w:lvlText w:val=""/>
+      <w:lvlJc w:val="left"/>
+      <w:pPr>
+        <w:tabs>
+          <w:tab w:val="num" w:pos="2160"/>
+        </w:tabs>
+        <w:ind w:left="2160" w:hanging="360"/>
+      </w:pPr>
+      <w:rPr>
+        <w:rFonts w:ascii="Wingdings" w:hAnsi="Wingdings" w:hint="default"/>
+        <w:sz w:val="20"/>
+      </w:rPr>
+    </w:lvl>
+    <w:lvl w:ilvl="3" w:tentative="1">
+      <w:start w:val="1"/>
+      <w:numFmt w:val="bullet"/>
+      <w:lvlText w:val=""/>
+      <w:lvlJc w:val="left"/>
+      <w:pPr>
+        <w:tabs>
+          <w:tab w:val="num" w:pos="2880"/>
+        </w:tabs>
+        <w:ind w:left="2880" w:hanging="360"/>
+      </w:pPr>
+      <w:rPr>
+        <w:rFonts w:ascii="Wingdings" w:hAnsi="Wingdings" w:hint="default"/>
+        <w:sz w:val="20"/>
+      </w:rPr>
+    </w:lvl>
+    <w:lvl w:ilvl="4" w:tentative="1">
+      <w:start w:val="1"/>
+      <w:numFmt w:val="bullet"/>
+      <w:lvlText w:val=""/>
+      <w:lvlJc w:val="left"/>
+      <w:pPr>
+        <w:tabs>
+          <w:tab w:val="num" w:pos="3600"/>
+        </w:tabs>
+        <w:ind w:left="3600" w:hanging="360"/>
+      </w:pPr>
+      <w:rPr>
+        <w:rFonts w:ascii="Wingdings" w:hAnsi="Wingdings" w:hint="default"/>
+        <w:sz w:val="20"/>
+      </w:rPr>
+    </w:lvl>
+    <w:lvl w:ilvl="5" w:tentative="1">
+      <w:start w:val="1"/>
+      <w:numFmt w:val="bullet"/>
+      <w:lvlText w:val=""/>
+      <w:lvlJc w:val="left"/>
+      <w:pPr>
+        <w:tabs>
+          <w:tab w:val="num" w:pos="4320"/>
+        </w:tabs>
+        <w:ind w:left="4320" w:hanging="360"/>
+      </w:pPr>
+      <w:rPr>
+        <w:rFonts w:ascii="Wingdings" w:hAnsi="Wingdings" w:hint="default"/>
+        <w:sz w:val="20"/>
+      </w:rPr>
+    </w:lvl>
+    <w:lvl w:ilvl="6" w:tentative="1">
+      <w:start w:val="1"/>
+      <w:numFmt w:val="bullet"/>
+      <w:lvlText w:val=""/>
+      <w:lvlJc w:val="left"/>
+      <w:pPr>
+        <w:tabs>
+          <w:tab w:val="num" w:pos="5040"/>
+        </w:tabs>
+        <w:ind w:left="5040" w:hanging="360"/>
+      </w:pPr>
+      <w:rPr>
+        <w:rFonts w:ascii="Wingdings" w:hAnsi="Wingdings" w:hint="default"/>
+        <w:sz w:val="20"/>
+      </w:rPr>
+    </w:lvl>
+    <w:lvl w:ilvl="7" w:tentative="1">
+      <w:start w:val="1"/>
+      <w:numFmt w:val="bullet"/>
+      <w:lvlText w:val=""/>
+      <w:lvlJc w:val="left"/>
+      <w:pPr>
+        <w:tabs>
+          <w:tab w:val="num" w:pos="5760"/>
+        </w:tabs>
+        <w:ind w:left="5760" w:hanging="360"/>
+      </w:pPr>
+      <w:rPr>
+        <w:rFonts w:ascii="Wingdings" w:hAnsi="Wingdings" w:hint="default"/>
+        <w:sz w:val="20"/>
+      </w:rPr>
+    </w:lvl>
+    <w:lvl w:ilvl="8" w:tentative="1">
+      <w:start w:val="1"/>
+      <w:numFmt w:val="bullet"/>
+      <w:lvlText w:val=""/>
+      <w:lvlJc w:val="left"/>
+      <w:pPr>
+        <w:tabs>
+          <w:tab w:val="num" w:pos="6480"/>
+        </w:tabs>
+        <w:ind w:left="6480" w:hanging="360"/>
+      </w:pPr>
+      <w:rPr>
+        <w:rFonts w:ascii="Wingdings" w:hAnsi="Wingdings" w:hint="default"/>
+        <w:sz w:val="20"/>
+      </w:rPr>
+    </w:lvl>
+  </w:abstractNum>
+  <w:abstractNum w:abstractNumId="1" w15:restartNumberingAfterBreak="0">
     <w:nsid w:val="065B1112"/>
     <w:multiLevelType w:val="multilevel"/>
     <w:tmpl w:val="28EC353E"/>
@@ -2779,7 +4731,7 @@
       </w:rPr>
     </w:lvl>
   </w:abstractNum>
-  <w:abstractNum w:abstractNumId="1" w15:restartNumberingAfterBreak="0">
+  <w:abstractNum w:abstractNumId="2" w15:restartNumberingAfterBreak="0">
     <w:nsid w:val="0C3C037B"/>
     <w:multiLevelType w:val="multilevel"/>
     <w:tmpl w:val="6B0C2298"/>
@@ -2928,7 +4880,7 @@
       </w:rPr>
     </w:lvl>
   </w:abstractNum>
-  <w:abstractNum w:abstractNumId="2" w15:restartNumberingAfterBreak="0">
+  <w:abstractNum w:abstractNumId="3" w15:restartNumberingAfterBreak="0">
     <w:nsid w:val="0F1E1F65"/>
     <w:multiLevelType w:val="multilevel"/>
     <w:tmpl w:val="1AD4A804"/>
@@ -3077,7 +5029,7 @@
       </w:rPr>
     </w:lvl>
   </w:abstractNum>
-  <w:abstractNum w:abstractNumId="3" w15:restartNumberingAfterBreak="0">
+  <w:abstractNum w:abstractNumId="4" w15:restartNumberingAfterBreak="0">
     <w:nsid w:val="124470C0"/>
     <w:multiLevelType w:val="multilevel"/>
     <w:tmpl w:val="AD90DBDA"/>
@@ -3226,7 +5178,156 @@
       </w:rPr>
     </w:lvl>
   </w:abstractNum>
-  <w:abstractNum w:abstractNumId="4" w15:restartNumberingAfterBreak="0">
+  <w:abstractNum w:abstractNumId="5" w15:restartNumberingAfterBreak="0">
+    <w:nsid w:val="1B1E0A5D"/>
+    <w:multiLevelType w:val="multilevel"/>
+    <w:tmpl w:val="8668B898"/>
+    <w:lvl w:ilvl="0">
+      <w:start w:val="1"/>
+      <w:numFmt w:val="bullet"/>
+      <w:lvlText w:val=""/>
+      <w:lvlJc w:val="left"/>
+      <w:pPr>
+        <w:tabs>
+          <w:tab w:val="num" w:pos="720"/>
+        </w:tabs>
+        <w:ind w:left="720" w:hanging="360"/>
+      </w:pPr>
+      <w:rPr>
+        <w:rFonts w:ascii="Symbol" w:hAnsi="Symbol" w:hint="default"/>
+        <w:sz w:val="20"/>
+      </w:rPr>
+    </w:lvl>
+    <w:lvl w:ilvl="1" w:tentative="1">
+      <w:start w:val="1"/>
+      <w:numFmt w:val="bullet"/>
+      <w:lvlText w:val="o"/>
+      <w:lvlJc w:val="left"/>
+      <w:pPr>
+        <w:tabs>
+          <w:tab w:val="num" w:pos="1440"/>
+        </w:tabs>
+        <w:ind w:left="1440" w:hanging="360"/>
+      </w:pPr>
+      <w:rPr>
+        <w:rFonts w:ascii="Courier New" w:hAnsi="Courier New" w:hint="default"/>
+        <w:sz w:val="20"/>
+      </w:rPr>
+    </w:lvl>
+    <w:lvl w:ilvl="2" w:tentative="1">
+      <w:start w:val="1"/>
+      <w:numFmt w:val="bullet"/>
+      <w:lvlText w:val=""/>
+      <w:lvlJc w:val="left"/>
+      <w:pPr>
+        <w:tabs>
+          <w:tab w:val="num" w:pos="2160"/>
+        </w:tabs>
+        <w:ind w:left="2160" w:hanging="360"/>
+      </w:pPr>
+      <w:rPr>
+        <w:rFonts w:ascii="Wingdings" w:hAnsi="Wingdings" w:hint="default"/>
+        <w:sz w:val="20"/>
+      </w:rPr>
+    </w:lvl>
+    <w:lvl w:ilvl="3" w:tentative="1">
+      <w:start w:val="1"/>
+      <w:numFmt w:val="bullet"/>
+      <w:lvlText w:val=""/>
+      <w:lvlJc w:val="left"/>
+      <w:pPr>
+        <w:tabs>
+          <w:tab w:val="num" w:pos="2880"/>
+        </w:tabs>
+        <w:ind w:left="2880" w:hanging="360"/>
+      </w:pPr>
+      <w:rPr>
+        <w:rFonts w:ascii="Wingdings" w:hAnsi="Wingdings" w:hint="default"/>
+        <w:sz w:val="20"/>
+      </w:rPr>
+    </w:lvl>
+    <w:lvl w:ilvl="4" w:tentative="1">
+      <w:start w:val="1"/>
+      <w:numFmt w:val="bullet"/>
+      <w:lvlText w:val=""/>
+      <w:lvlJc w:val="left"/>
+      <w:pPr>
+        <w:tabs>
+          <w:tab w:val="num" w:pos="3600"/>
+        </w:tabs>
+        <w:ind w:left="3600" w:hanging="360"/>
+      </w:pPr>
+      <w:rPr>
+        <w:rFonts w:ascii="Wingdings" w:hAnsi="Wingdings" w:hint="default"/>
+        <w:sz w:val="20"/>
+      </w:rPr>
+    </w:lvl>
+    <w:lvl w:ilvl="5" w:tentative="1">
+      <w:start w:val="1"/>
+      <w:numFmt w:val="bullet"/>
+      <w:lvlText w:val=""/>
+      <w:lvlJc w:val="left"/>
+      <w:pPr>
+        <w:tabs>
+          <w:tab w:val="num" w:pos="4320"/>
+        </w:tabs>
+        <w:ind w:left="4320" w:hanging="360"/>
+      </w:pPr>
+      <w:rPr>
+        <w:rFonts w:ascii="Wingdings" w:hAnsi="Wingdings" w:hint="default"/>
+        <w:sz w:val="20"/>
+      </w:rPr>
+    </w:lvl>
+    <w:lvl w:ilvl="6" w:tentative="1">
+      <w:start w:val="1"/>
+      <w:numFmt w:val="bullet"/>
+      <w:lvlText w:val=""/>
+      <w:lvlJc w:val="left"/>
+      <w:pPr>
+        <w:tabs>
+          <w:tab w:val="num" w:pos="5040"/>
+        </w:tabs>
+        <w:ind w:left="5040" w:hanging="360"/>
+      </w:pPr>
+      <w:rPr>
+        <w:rFonts w:ascii="Wingdings" w:hAnsi="Wingdings" w:hint="default"/>
+        <w:sz w:val="20"/>
+      </w:rPr>
+    </w:lvl>
+    <w:lvl w:ilvl="7" w:tentative="1">
+      <w:start w:val="1"/>
+      <w:numFmt w:val="bullet"/>
+      <w:lvlText w:val=""/>
+      <w:lvlJc w:val="left"/>
+      <w:pPr>
+        <w:tabs>
+          <w:tab w:val="num" w:pos="5760"/>
+        </w:tabs>
+        <w:ind w:left="5760" w:hanging="360"/>
+      </w:pPr>
+      <w:rPr>
+        <w:rFonts w:ascii="Wingdings" w:hAnsi="Wingdings" w:hint="default"/>
+        <w:sz w:val="20"/>
+      </w:rPr>
+    </w:lvl>
+    <w:lvl w:ilvl="8" w:tentative="1">
+      <w:start w:val="1"/>
+      <w:numFmt w:val="bullet"/>
+      <w:lvlText w:val=""/>
+      <w:lvlJc w:val="left"/>
+      <w:pPr>
+        <w:tabs>
+          <w:tab w:val="num" w:pos="6480"/>
+        </w:tabs>
+        <w:ind w:left="6480" w:hanging="360"/>
+      </w:pPr>
+      <w:rPr>
+        <w:rFonts w:ascii="Wingdings" w:hAnsi="Wingdings" w:hint="default"/>
+        <w:sz w:val="20"/>
+      </w:rPr>
+    </w:lvl>
+  </w:abstractNum>
+  <w:abstractNum w:abstractNumId="6" w15:restartNumberingAfterBreak="0">
     <w:nsid w:val="25392CF3"/>
     <w:multiLevelType w:val="multilevel"/>
     <w:tmpl w:val="476A2B78"/>
@@ -3375,7 +5476,7 @@
       </w:rPr>
     </w:lvl>
   </w:abstractNum>
-  <w:abstractNum w:abstractNumId="5" w15:restartNumberingAfterBreak="0">
+  <w:abstractNum w:abstractNumId="7" w15:restartNumberingAfterBreak="0">
     <w:nsid w:val="295739E7"/>
     <w:multiLevelType w:val="multilevel"/>
     <w:tmpl w:val="329C056E"/>
@@ -3524,7 +5625,7 @@
       </w:rPr>
     </w:lvl>
   </w:abstractNum>
-  <w:abstractNum w:abstractNumId="6" w15:restartNumberingAfterBreak="0">
+  <w:abstractNum w:abstractNumId="8" w15:restartNumberingAfterBreak="0">
     <w:nsid w:val="2A6E690D"/>
     <w:multiLevelType w:val="multilevel"/>
     <w:tmpl w:val="E70AF808"/>
@@ -3673,7 +5774,156 @@
       </w:rPr>
     </w:lvl>
   </w:abstractNum>
-  <w:abstractNum w:abstractNumId="7" w15:restartNumberingAfterBreak="0">
+  <w:abstractNum w:abstractNumId="9" w15:restartNumberingAfterBreak="0">
+    <w:nsid w:val="2DBD6793"/>
+    <w:multiLevelType w:val="multilevel"/>
+    <w:tmpl w:val="6D7E0D6C"/>
+    <w:lvl w:ilvl="0">
+      <w:start w:val="1"/>
+      <w:numFmt w:val="bullet"/>
+      <w:lvlText w:val=""/>
+      <w:lvlJc w:val="left"/>
+      <w:pPr>
+        <w:tabs>
+          <w:tab w:val="num" w:pos="720"/>
+        </w:tabs>
+        <w:ind w:left="720" w:hanging="360"/>
+      </w:pPr>
+      <w:rPr>
+        <w:rFonts w:ascii="Symbol" w:hAnsi="Symbol" w:hint="default"/>
+        <w:sz w:val="20"/>
+      </w:rPr>
+    </w:lvl>
+    <w:lvl w:ilvl="1" w:tentative="1">
+      <w:start w:val="1"/>
+      <w:numFmt w:val="bullet"/>
+      <w:lvlText w:val="o"/>
+      <w:lvlJc w:val="left"/>
+      <w:pPr>
+        <w:tabs>
+          <w:tab w:val="num" w:pos="1440"/>
+        </w:tabs>
+        <w:ind w:left="1440" w:hanging="360"/>
+      </w:pPr>
+      <w:rPr>
+        <w:rFonts w:ascii="Courier New" w:hAnsi="Courier New" w:hint="default"/>
+        <w:sz w:val="20"/>
+      </w:rPr>
+    </w:lvl>
+    <w:lvl w:ilvl="2" w:tentative="1">
+      <w:start w:val="1"/>
+      <w:numFmt w:val="bullet"/>
+      <w:lvlText w:val=""/>
+      <w:lvlJc w:val="left"/>
+      <w:pPr>
+        <w:tabs>
+          <w:tab w:val="num" w:pos="2160"/>
+        </w:tabs>
+        <w:ind w:left="2160" w:hanging="360"/>
+      </w:pPr>
+      <w:rPr>
+        <w:rFonts w:ascii="Wingdings" w:hAnsi="Wingdings" w:hint="default"/>
+        <w:sz w:val="20"/>
+      </w:rPr>
+    </w:lvl>
+    <w:lvl w:ilvl="3" w:tentative="1">
+      <w:start w:val="1"/>
+      <w:numFmt w:val="bullet"/>
+      <w:lvlText w:val=""/>
+      <w:lvlJc w:val="left"/>
+      <w:pPr>
+        <w:tabs>
+          <w:tab w:val="num" w:pos="2880"/>
+        </w:tabs>
+        <w:ind w:left="2880" w:hanging="360"/>
+      </w:pPr>
+      <w:rPr>
+        <w:rFonts w:ascii="Wingdings" w:hAnsi="Wingdings" w:hint="default"/>
+        <w:sz w:val="20"/>
+      </w:rPr>
+    </w:lvl>
+    <w:lvl w:ilvl="4" w:tentative="1">
+      <w:start w:val="1"/>
+      <w:numFmt w:val="bullet"/>
+      <w:lvlText w:val=""/>
+      <w:lvlJc w:val="left"/>
+      <w:pPr>
+        <w:tabs>
+          <w:tab w:val="num" w:pos="3600"/>
+        </w:tabs>
+        <w:ind w:left="3600" w:hanging="360"/>
+      </w:pPr>
+      <w:rPr>
+        <w:rFonts w:ascii="Wingdings" w:hAnsi="Wingdings" w:hint="default"/>
+        <w:sz w:val="20"/>
+      </w:rPr>
+    </w:lvl>
+    <w:lvl w:ilvl="5" w:tentative="1">
+      <w:start w:val="1"/>
+      <w:numFmt w:val="bullet"/>
+      <w:lvlText w:val=""/>
+      <w:lvlJc w:val="left"/>
+      <w:pPr>
+        <w:tabs>
+          <w:tab w:val="num" w:pos="4320"/>
+        </w:tabs>
+        <w:ind w:left="4320" w:hanging="360"/>
+      </w:pPr>
+      <w:rPr>
+        <w:rFonts w:ascii="Wingdings" w:hAnsi="Wingdings" w:hint="default"/>
+        <w:sz w:val="20"/>
+      </w:rPr>
+    </w:lvl>
+    <w:lvl w:ilvl="6" w:tentative="1">
+      <w:start w:val="1"/>
+      <w:numFmt w:val="bullet"/>
+      <w:lvlText w:val=""/>
+      <w:lvlJc w:val="left"/>
+      <w:pPr>
+        <w:tabs>
+          <w:tab w:val="num" w:pos="5040"/>
+        </w:tabs>
+        <w:ind w:left="5040" w:hanging="360"/>
+      </w:pPr>
+      <w:rPr>
+        <w:rFonts w:ascii="Wingdings" w:hAnsi="Wingdings" w:hint="default"/>
+        <w:sz w:val="20"/>
+      </w:rPr>
+    </w:lvl>
+    <w:lvl w:ilvl="7" w:tentative="1">
+      <w:start w:val="1"/>
+      <w:numFmt w:val="bullet"/>
+      <w:lvlText w:val=""/>
+      <w:lvlJc w:val="left"/>
+      <w:pPr>
+        <w:tabs>
+          <w:tab w:val="num" w:pos="5760"/>
+        </w:tabs>
+        <w:ind w:left="5760" w:hanging="360"/>
+      </w:pPr>
+      <w:rPr>
+        <w:rFonts w:ascii="Wingdings" w:hAnsi="Wingdings" w:hint="default"/>
+        <w:sz w:val="20"/>
+      </w:rPr>
+    </w:lvl>
+    <w:lvl w:ilvl="8" w:tentative="1">
+      <w:start w:val="1"/>
+      <w:numFmt w:val="bullet"/>
+      <w:lvlText w:val=""/>
+      <w:lvlJc w:val="left"/>
+      <w:pPr>
+        <w:tabs>
+          <w:tab w:val="num" w:pos="6480"/>
+        </w:tabs>
+        <w:ind w:left="6480" w:hanging="360"/>
+      </w:pPr>
+      <w:rPr>
+        <w:rFonts w:ascii="Wingdings" w:hAnsi="Wingdings" w:hint="default"/>
+        <w:sz w:val="20"/>
+      </w:rPr>
+    </w:lvl>
+  </w:abstractNum>
+  <w:abstractNum w:abstractNumId="10" w15:restartNumberingAfterBreak="0">
     <w:nsid w:val="2E8020D5"/>
     <w:multiLevelType w:val="multilevel"/>
     <w:tmpl w:val="A9023922"/>
@@ -3822,7 +6072,7 @@
       </w:rPr>
     </w:lvl>
   </w:abstractNum>
-  <w:abstractNum w:abstractNumId="8" w15:restartNumberingAfterBreak="0">
+  <w:abstractNum w:abstractNumId="11" w15:restartNumberingAfterBreak="0">
     <w:nsid w:val="30F72E6A"/>
     <w:multiLevelType w:val="multilevel"/>
     <w:tmpl w:val="A886C842"/>
@@ -3971,7 +6221,7 @@
       </w:rPr>
     </w:lvl>
   </w:abstractNum>
-  <w:abstractNum w:abstractNumId="9" w15:restartNumberingAfterBreak="0">
+  <w:abstractNum w:abstractNumId="12" w15:restartNumberingAfterBreak="0">
     <w:nsid w:val="316C3446"/>
     <w:multiLevelType w:val="multilevel"/>
     <w:tmpl w:val="451E027C"/>
@@ -4120,7 +6370,7 @@
       </w:rPr>
     </w:lvl>
   </w:abstractNum>
-  <w:abstractNum w:abstractNumId="10" w15:restartNumberingAfterBreak="0">
+  <w:abstractNum w:abstractNumId="13" w15:restartNumberingAfterBreak="0">
     <w:nsid w:val="37131D08"/>
     <w:multiLevelType w:val="multilevel"/>
     <w:tmpl w:val="ED1E48C4"/>
@@ -4269,7 +6519,418 @@
       </w:rPr>
     </w:lvl>
   </w:abstractNum>
-  <w:abstractNum w:abstractNumId="11" w15:restartNumberingAfterBreak="0">
+  <w:abstractNum w:abstractNumId="14" w15:restartNumberingAfterBreak="0">
+    <w:nsid w:val="3D465A72"/>
+    <w:multiLevelType w:val="multilevel"/>
+    <w:tmpl w:val="3676CD98"/>
+    <w:lvl w:ilvl="0">
+      <w:start w:val="1"/>
+      <w:numFmt w:val="bullet"/>
+      <w:lvlText w:val=""/>
+      <w:lvlJc w:val="left"/>
+      <w:pPr>
+        <w:tabs>
+          <w:tab w:val="num" w:pos="720"/>
+        </w:tabs>
+        <w:ind w:left="720" w:hanging="360"/>
+      </w:pPr>
+      <w:rPr>
+        <w:rFonts w:ascii="Symbol" w:hAnsi="Symbol" w:hint="default"/>
+        <w:sz w:val="20"/>
+      </w:rPr>
+    </w:lvl>
+    <w:lvl w:ilvl="1" w:tentative="1">
+      <w:start w:val="1"/>
+      <w:numFmt w:val="bullet"/>
+      <w:lvlText w:val="o"/>
+      <w:lvlJc w:val="left"/>
+      <w:pPr>
+        <w:tabs>
+          <w:tab w:val="num" w:pos="1440"/>
+        </w:tabs>
+        <w:ind w:left="1440" w:hanging="360"/>
+      </w:pPr>
+      <w:rPr>
+        <w:rFonts w:ascii="Courier New" w:hAnsi="Courier New" w:hint="default"/>
+        <w:sz w:val="20"/>
+      </w:rPr>
+    </w:lvl>
+    <w:lvl w:ilvl="2" w:tentative="1">
+      <w:start w:val="1"/>
+      <w:numFmt w:val="bullet"/>
+      <w:lvlText w:val=""/>
+      <w:lvlJc w:val="left"/>
+      <w:pPr>
+        <w:tabs>
+          <w:tab w:val="num" w:pos="2160"/>
+        </w:tabs>
+        <w:ind w:left="2160" w:hanging="360"/>
+      </w:pPr>
+      <w:rPr>
+        <w:rFonts w:ascii="Wingdings" w:hAnsi="Wingdings" w:hint="default"/>
+        <w:sz w:val="20"/>
+      </w:rPr>
+    </w:lvl>
+    <w:lvl w:ilvl="3" w:tentative="1">
+      <w:start w:val="1"/>
+      <w:numFmt w:val="bullet"/>
+      <w:lvlText w:val=""/>
+      <w:lvlJc w:val="left"/>
+      <w:pPr>
+        <w:tabs>
+          <w:tab w:val="num" w:pos="2880"/>
+        </w:tabs>
+        <w:ind w:left="2880" w:hanging="360"/>
+      </w:pPr>
+      <w:rPr>
+        <w:rFonts w:ascii="Wingdings" w:hAnsi="Wingdings" w:hint="default"/>
+        <w:sz w:val="20"/>
+      </w:rPr>
+    </w:lvl>
+    <w:lvl w:ilvl="4" w:tentative="1">
+      <w:start w:val="1"/>
+      <w:numFmt w:val="bullet"/>
+      <w:lvlText w:val=""/>
+      <w:lvlJc w:val="left"/>
+      <w:pPr>
+        <w:tabs>
+          <w:tab w:val="num" w:pos="3600"/>
+        </w:tabs>
+        <w:ind w:left="3600" w:hanging="360"/>
+      </w:pPr>
+      <w:rPr>
+        <w:rFonts w:ascii="Wingdings" w:hAnsi="Wingdings" w:hint="default"/>
+        <w:sz w:val="20"/>
+      </w:rPr>
+    </w:lvl>
+    <w:lvl w:ilvl="5" w:tentative="1">
+      <w:start w:val="1"/>
+      <w:numFmt w:val="bullet"/>
+      <w:lvlText w:val=""/>
+      <w:lvlJc w:val="left"/>
+      <w:pPr>
+        <w:tabs>
+          <w:tab w:val="num" w:pos="4320"/>
+        </w:tabs>
+        <w:ind w:left="4320" w:hanging="360"/>
+      </w:pPr>
+      <w:rPr>
+        <w:rFonts w:ascii="Wingdings" w:hAnsi="Wingdings" w:hint="default"/>
+        <w:sz w:val="20"/>
+      </w:rPr>
+    </w:lvl>
+    <w:lvl w:ilvl="6" w:tentative="1">
+      <w:start w:val="1"/>
+      <w:numFmt w:val="bullet"/>
+      <w:lvlText w:val=""/>
+      <w:lvlJc w:val="left"/>
+      <w:pPr>
+        <w:tabs>
+          <w:tab w:val="num" w:pos="5040"/>
+        </w:tabs>
+        <w:ind w:left="5040" w:hanging="360"/>
+      </w:pPr>
+      <w:rPr>
+        <w:rFonts w:ascii="Wingdings" w:hAnsi="Wingdings" w:hint="default"/>
+        <w:sz w:val="20"/>
+      </w:rPr>
+    </w:lvl>
+    <w:lvl w:ilvl="7" w:tentative="1">
+      <w:start w:val="1"/>
+      <w:numFmt w:val="bullet"/>
+      <w:lvlText w:val=""/>
+      <w:lvlJc w:val="left"/>
+      <w:pPr>
+        <w:tabs>
+          <w:tab w:val="num" w:pos="5760"/>
+        </w:tabs>
+        <w:ind w:left="5760" w:hanging="360"/>
+      </w:pPr>
+      <w:rPr>
+        <w:rFonts w:ascii="Wingdings" w:hAnsi="Wingdings" w:hint="default"/>
+        <w:sz w:val="20"/>
+      </w:rPr>
+    </w:lvl>
+    <w:lvl w:ilvl="8" w:tentative="1">
+      <w:start w:val="1"/>
+      <w:numFmt w:val="bullet"/>
+      <w:lvlText w:val=""/>
+      <w:lvlJc w:val="left"/>
+      <w:pPr>
+        <w:tabs>
+          <w:tab w:val="num" w:pos="6480"/>
+        </w:tabs>
+        <w:ind w:left="6480" w:hanging="360"/>
+      </w:pPr>
+      <w:rPr>
+        <w:rFonts w:ascii="Wingdings" w:hAnsi="Wingdings" w:hint="default"/>
+        <w:sz w:val="20"/>
+      </w:rPr>
+    </w:lvl>
+  </w:abstractNum>
+  <w:abstractNum w:abstractNumId="15" w15:restartNumberingAfterBreak="0">
+    <w:nsid w:val="3FDF2270"/>
+    <w:multiLevelType w:val="multilevel"/>
+    <w:tmpl w:val="A4A02580"/>
+    <w:lvl w:ilvl="0">
+      <w:start w:val="1"/>
+      <w:numFmt w:val="decimal"/>
+      <w:lvlText w:val="%1."/>
+      <w:lvlJc w:val="left"/>
+      <w:pPr>
+        <w:tabs>
+          <w:tab w:val="num" w:pos="720"/>
+        </w:tabs>
+        <w:ind w:left="720" w:hanging="360"/>
+      </w:pPr>
+    </w:lvl>
+    <w:lvl w:ilvl="1" w:tentative="1">
+      <w:start w:val="1"/>
+      <w:numFmt w:val="decimal"/>
+      <w:lvlText w:val="%2."/>
+      <w:lvlJc w:val="left"/>
+      <w:pPr>
+        <w:tabs>
+          <w:tab w:val="num" w:pos="1440"/>
+        </w:tabs>
+        <w:ind w:left="1440" w:hanging="360"/>
+      </w:pPr>
+    </w:lvl>
+    <w:lvl w:ilvl="2" w:tentative="1">
+      <w:start w:val="1"/>
+      <w:numFmt w:val="decimal"/>
+      <w:lvlText w:val="%3."/>
+      <w:lvlJc w:val="left"/>
+      <w:pPr>
+        <w:tabs>
+          <w:tab w:val="num" w:pos="2160"/>
+        </w:tabs>
+        <w:ind w:left="2160" w:hanging="360"/>
+      </w:pPr>
+    </w:lvl>
+    <w:lvl w:ilvl="3" w:tentative="1">
+      <w:start w:val="1"/>
+      <w:numFmt w:val="decimal"/>
+      <w:lvlText w:val="%4."/>
+      <w:lvlJc w:val="left"/>
+      <w:pPr>
+        <w:tabs>
+          <w:tab w:val="num" w:pos="2880"/>
+        </w:tabs>
+        <w:ind w:left="2880" w:hanging="360"/>
+      </w:pPr>
+    </w:lvl>
+    <w:lvl w:ilvl="4" w:tentative="1">
+      <w:start w:val="1"/>
+      <w:numFmt w:val="decimal"/>
+      <w:lvlText w:val="%5."/>
+      <w:lvlJc w:val="left"/>
+      <w:pPr>
+        <w:tabs>
+          <w:tab w:val="num" w:pos="3600"/>
+        </w:tabs>
+        <w:ind w:left="3600" w:hanging="360"/>
+      </w:pPr>
+    </w:lvl>
+    <w:lvl w:ilvl="5" w:tentative="1">
+      <w:start w:val="1"/>
+      <w:numFmt w:val="decimal"/>
+      <w:lvlText w:val="%6."/>
+      <w:lvlJc w:val="left"/>
+      <w:pPr>
+        <w:tabs>
+          <w:tab w:val="num" w:pos="4320"/>
+        </w:tabs>
+        <w:ind w:left="4320" w:hanging="360"/>
+      </w:pPr>
+    </w:lvl>
+    <w:lvl w:ilvl="6" w:tentative="1">
+      <w:start w:val="1"/>
+      <w:numFmt w:val="decimal"/>
+      <w:lvlText w:val="%7."/>
+      <w:lvlJc w:val="left"/>
+      <w:pPr>
+        <w:tabs>
+          <w:tab w:val="num" w:pos="5040"/>
+        </w:tabs>
+        <w:ind w:left="5040" w:hanging="360"/>
+      </w:pPr>
+    </w:lvl>
+    <w:lvl w:ilvl="7" w:tentative="1">
+      <w:start w:val="1"/>
+      <w:numFmt w:val="decimal"/>
+      <w:lvlText w:val="%8."/>
+      <w:lvlJc w:val="left"/>
+      <w:pPr>
+        <w:tabs>
+          <w:tab w:val="num" w:pos="5760"/>
+        </w:tabs>
+        <w:ind w:left="5760" w:hanging="360"/>
+      </w:pPr>
+    </w:lvl>
+    <w:lvl w:ilvl="8" w:tentative="1">
+      <w:start w:val="1"/>
+      <w:numFmt w:val="decimal"/>
+      <w:lvlText w:val="%9."/>
+      <w:lvlJc w:val="left"/>
+      <w:pPr>
+        <w:tabs>
+          <w:tab w:val="num" w:pos="6480"/>
+        </w:tabs>
+        <w:ind w:left="6480" w:hanging="360"/>
+      </w:pPr>
+    </w:lvl>
+  </w:abstractNum>
+  <w:abstractNum w:abstractNumId="16" w15:restartNumberingAfterBreak="0">
+    <w:nsid w:val="43E57491"/>
+    <w:multiLevelType w:val="multilevel"/>
+    <w:tmpl w:val="53124E78"/>
+    <w:lvl w:ilvl="0">
+      <w:start w:val="1"/>
+      <w:numFmt w:val="bullet"/>
+      <w:lvlText w:val=""/>
+      <w:lvlJc w:val="left"/>
+      <w:pPr>
+        <w:tabs>
+          <w:tab w:val="num" w:pos="720"/>
+        </w:tabs>
+        <w:ind w:left="720" w:hanging="360"/>
+      </w:pPr>
+      <w:rPr>
+        <w:rFonts w:ascii="Symbol" w:hAnsi="Symbol" w:hint="default"/>
+        <w:sz w:val="20"/>
+      </w:rPr>
+    </w:lvl>
+    <w:lvl w:ilvl="1">
+      <w:start w:val="1"/>
+      <w:numFmt w:val="bullet"/>
+      <w:lvlText w:val="o"/>
+      <w:lvlJc w:val="left"/>
+      <w:pPr>
+        <w:tabs>
+          <w:tab w:val="num" w:pos="1440"/>
+        </w:tabs>
+        <w:ind w:left="1440" w:hanging="360"/>
+      </w:pPr>
+      <w:rPr>
+        <w:rFonts w:ascii="Courier New" w:hAnsi="Courier New" w:hint="default"/>
+        <w:sz w:val="20"/>
+      </w:rPr>
+    </w:lvl>
+    <w:lvl w:ilvl="2" w:tentative="1">
+      <w:start w:val="1"/>
+      <w:numFmt w:val="bullet"/>
+      <w:lvlText w:val=""/>
+      <w:lvlJc w:val="left"/>
+      <w:pPr>
+        <w:tabs>
+          <w:tab w:val="num" w:pos="2160"/>
+        </w:tabs>
+        <w:ind w:left="2160" w:hanging="360"/>
+      </w:pPr>
+      <w:rPr>
+        <w:rFonts w:ascii="Wingdings" w:hAnsi="Wingdings" w:hint="default"/>
+        <w:sz w:val="20"/>
+      </w:rPr>
+    </w:lvl>
+    <w:lvl w:ilvl="3" w:tentative="1">
+      <w:start w:val="1"/>
+      <w:numFmt w:val="bullet"/>
+      <w:lvlText w:val=""/>
+      <w:lvlJc w:val="left"/>
+      <w:pPr>
+        <w:tabs>
+          <w:tab w:val="num" w:pos="2880"/>
+        </w:tabs>
+        <w:ind w:left="2880" w:hanging="360"/>
+      </w:pPr>
+      <w:rPr>
+        <w:rFonts w:ascii="Wingdings" w:hAnsi="Wingdings" w:hint="default"/>
+        <w:sz w:val="20"/>
+      </w:rPr>
+    </w:lvl>
+    <w:lvl w:ilvl="4" w:tentative="1">
+      <w:start w:val="1"/>
+      <w:numFmt w:val="bullet"/>
+      <w:lvlText w:val=""/>
+      <w:lvlJc w:val="left"/>
+      <w:pPr>
+        <w:tabs>
+          <w:tab w:val="num" w:pos="3600"/>
+        </w:tabs>
+        <w:ind w:left="3600" w:hanging="360"/>
+      </w:pPr>
+      <w:rPr>
+        <w:rFonts w:ascii="Wingdings" w:hAnsi="Wingdings" w:hint="default"/>
+        <w:sz w:val="20"/>
+      </w:rPr>
+    </w:lvl>
+    <w:lvl w:ilvl="5" w:tentative="1">
+      <w:start w:val="1"/>
+      <w:numFmt w:val="bullet"/>
+      <w:lvlText w:val=""/>
+      <w:lvlJc w:val="left"/>
+      <w:pPr>
+        <w:tabs>
+          <w:tab w:val="num" w:pos="4320"/>
+        </w:tabs>
+        <w:ind w:left="4320" w:hanging="360"/>
+      </w:pPr>
+      <w:rPr>
+        <w:rFonts w:ascii="Wingdings" w:hAnsi="Wingdings" w:hint="default"/>
+        <w:sz w:val="20"/>
+      </w:rPr>
+    </w:lvl>
+    <w:lvl w:ilvl="6" w:tentative="1">
+      <w:start w:val="1"/>
+      <w:numFmt w:val="bullet"/>
+      <w:lvlText w:val=""/>
+      <w:lvlJc w:val="left"/>
+      <w:pPr>
+        <w:tabs>
+          <w:tab w:val="num" w:pos="5040"/>
+        </w:tabs>
+        <w:ind w:left="5040" w:hanging="360"/>
+      </w:pPr>
+      <w:rPr>
+        <w:rFonts w:ascii="Wingdings" w:hAnsi="Wingdings" w:hint="default"/>
+        <w:sz w:val="20"/>
+      </w:rPr>
+    </w:lvl>
+    <w:lvl w:ilvl="7" w:tentative="1">
+      <w:start w:val="1"/>
+      <w:numFmt w:val="bullet"/>
+      <w:lvlText w:val=""/>
+      <w:lvlJc w:val="left"/>
+      <w:pPr>
+        <w:tabs>
+          <w:tab w:val="num" w:pos="5760"/>
+        </w:tabs>
+        <w:ind w:left="5760" w:hanging="360"/>
+      </w:pPr>
+      <w:rPr>
+        <w:rFonts w:ascii="Wingdings" w:hAnsi="Wingdings" w:hint="default"/>
+        <w:sz w:val="20"/>
+      </w:rPr>
+    </w:lvl>
+    <w:lvl w:ilvl="8" w:tentative="1">
+      <w:start w:val="1"/>
+      <w:numFmt w:val="bullet"/>
+      <w:lvlText w:val=""/>
+      <w:lvlJc w:val="left"/>
+      <w:pPr>
+        <w:tabs>
+          <w:tab w:val="num" w:pos="6480"/>
+        </w:tabs>
+        <w:ind w:left="6480" w:hanging="360"/>
+      </w:pPr>
+      <w:rPr>
+        <w:rFonts w:ascii="Wingdings" w:hAnsi="Wingdings" w:hint="default"/>
+        <w:sz w:val="20"/>
+      </w:rPr>
+    </w:lvl>
+  </w:abstractNum>
+  <w:abstractNum w:abstractNumId="17" w15:restartNumberingAfterBreak="0">
     <w:nsid w:val="504C3496"/>
     <w:multiLevelType w:val="multilevel"/>
     <w:tmpl w:val="14BE1CB8"/>
@@ -4418,7 +7079,7 @@
       </w:rPr>
     </w:lvl>
   </w:abstractNum>
-  <w:abstractNum w:abstractNumId="12" w15:restartNumberingAfterBreak="0">
+  <w:abstractNum w:abstractNumId="18" w15:restartNumberingAfterBreak="0">
     <w:nsid w:val="51F438B8"/>
     <w:multiLevelType w:val="multilevel"/>
     <w:tmpl w:val="6D083AC2"/>
@@ -4567,7 +7228,7 @@
       </w:rPr>
     </w:lvl>
   </w:abstractNum>
-  <w:abstractNum w:abstractNumId="13" w15:restartNumberingAfterBreak="0">
+  <w:abstractNum w:abstractNumId="19" w15:restartNumberingAfterBreak="0">
     <w:nsid w:val="58A32BA4"/>
     <w:multiLevelType w:val="multilevel"/>
     <w:tmpl w:val="EDF6C02A"/>
@@ -4716,7 +7377,156 @@
       </w:rPr>
     </w:lvl>
   </w:abstractNum>
-  <w:abstractNum w:abstractNumId="14" w15:restartNumberingAfterBreak="0">
+  <w:abstractNum w:abstractNumId="20" w15:restartNumberingAfterBreak="0">
+    <w:nsid w:val="5D873C1E"/>
+    <w:multiLevelType w:val="multilevel"/>
+    <w:tmpl w:val="2BF816B6"/>
+    <w:lvl w:ilvl="0">
+      <w:start w:val="1"/>
+      <w:numFmt w:val="bullet"/>
+      <w:lvlText w:val=""/>
+      <w:lvlJc w:val="left"/>
+      <w:pPr>
+        <w:tabs>
+          <w:tab w:val="num" w:pos="720"/>
+        </w:tabs>
+        <w:ind w:left="720" w:hanging="360"/>
+      </w:pPr>
+      <w:rPr>
+        <w:rFonts w:ascii="Symbol" w:hAnsi="Symbol" w:hint="default"/>
+        <w:sz w:val="20"/>
+      </w:rPr>
+    </w:lvl>
+    <w:lvl w:ilvl="1" w:tentative="1">
+      <w:start w:val="1"/>
+      <w:numFmt w:val="bullet"/>
+      <w:lvlText w:val="o"/>
+      <w:lvlJc w:val="left"/>
+      <w:pPr>
+        <w:tabs>
+          <w:tab w:val="num" w:pos="1440"/>
+        </w:tabs>
+        <w:ind w:left="1440" w:hanging="360"/>
+      </w:pPr>
+      <w:rPr>
+        <w:rFonts w:ascii="Courier New" w:hAnsi="Courier New" w:hint="default"/>
+        <w:sz w:val="20"/>
+      </w:rPr>
+    </w:lvl>
+    <w:lvl w:ilvl="2" w:tentative="1">
+      <w:start w:val="1"/>
+      <w:numFmt w:val="bullet"/>
+      <w:lvlText w:val=""/>
+      <w:lvlJc w:val="left"/>
+      <w:pPr>
+        <w:tabs>
+          <w:tab w:val="num" w:pos="2160"/>
+        </w:tabs>
+        <w:ind w:left="2160" w:hanging="360"/>
+      </w:pPr>
+      <w:rPr>
+        <w:rFonts w:ascii="Wingdings" w:hAnsi="Wingdings" w:hint="default"/>
+        <w:sz w:val="20"/>
+      </w:rPr>
+    </w:lvl>
+    <w:lvl w:ilvl="3" w:tentative="1">
+      <w:start w:val="1"/>
+      <w:numFmt w:val="bullet"/>
+      <w:lvlText w:val=""/>
+      <w:lvlJc w:val="left"/>
+      <w:pPr>
+        <w:tabs>
+          <w:tab w:val="num" w:pos="2880"/>
+        </w:tabs>
+        <w:ind w:left="2880" w:hanging="360"/>
+      </w:pPr>
+      <w:rPr>
+        <w:rFonts w:ascii="Wingdings" w:hAnsi="Wingdings" w:hint="default"/>
+        <w:sz w:val="20"/>
+      </w:rPr>
+    </w:lvl>
+    <w:lvl w:ilvl="4" w:tentative="1">
+      <w:start w:val="1"/>
+      <w:numFmt w:val="bullet"/>
+      <w:lvlText w:val=""/>
+      <w:lvlJc w:val="left"/>
+      <w:pPr>
+        <w:tabs>
+          <w:tab w:val="num" w:pos="3600"/>
+        </w:tabs>
+        <w:ind w:left="3600" w:hanging="360"/>
+      </w:pPr>
+      <w:rPr>
+        <w:rFonts w:ascii="Wingdings" w:hAnsi="Wingdings" w:hint="default"/>
+        <w:sz w:val="20"/>
+      </w:rPr>
+    </w:lvl>
+    <w:lvl w:ilvl="5" w:tentative="1">
+      <w:start w:val="1"/>
+      <w:numFmt w:val="bullet"/>
+      <w:lvlText w:val=""/>
+      <w:lvlJc w:val="left"/>
+      <w:pPr>
+        <w:tabs>
+          <w:tab w:val="num" w:pos="4320"/>
+        </w:tabs>
+        <w:ind w:left="4320" w:hanging="360"/>
+      </w:pPr>
+      <w:rPr>
+        <w:rFonts w:ascii="Wingdings" w:hAnsi="Wingdings" w:hint="default"/>
+        <w:sz w:val="20"/>
+      </w:rPr>
+    </w:lvl>
+    <w:lvl w:ilvl="6" w:tentative="1">
+      <w:start w:val="1"/>
+      <w:numFmt w:val="bullet"/>
+      <w:lvlText w:val=""/>
+      <w:lvlJc w:val="left"/>
+      <w:pPr>
+        <w:tabs>
+          <w:tab w:val="num" w:pos="5040"/>
+        </w:tabs>
+        <w:ind w:left="5040" w:hanging="360"/>
+      </w:pPr>
+      <w:rPr>
+        <w:rFonts w:ascii="Wingdings" w:hAnsi="Wingdings" w:hint="default"/>
+        <w:sz w:val="20"/>
+      </w:rPr>
+    </w:lvl>
+    <w:lvl w:ilvl="7" w:tentative="1">
+      <w:start w:val="1"/>
+      <w:numFmt w:val="bullet"/>
+      <w:lvlText w:val=""/>
+      <w:lvlJc w:val="left"/>
+      <w:pPr>
+        <w:tabs>
+          <w:tab w:val="num" w:pos="5760"/>
+        </w:tabs>
+        <w:ind w:left="5760" w:hanging="360"/>
+      </w:pPr>
+      <w:rPr>
+        <w:rFonts w:ascii="Wingdings" w:hAnsi="Wingdings" w:hint="default"/>
+        <w:sz w:val="20"/>
+      </w:rPr>
+    </w:lvl>
+    <w:lvl w:ilvl="8" w:tentative="1">
+      <w:start w:val="1"/>
+      <w:numFmt w:val="bullet"/>
+      <w:lvlText w:val=""/>
+      <w:lvlJc w:val="left"/>
+      <w:pPr>
+        <w:tabs>
+          <w:tab w:val="num" w:pos="6480"/>
+        </w:tabs>
+        <w:ind w:left="6480" w:hanging="360"/>
+      </w:pPr>
+      <w:rPr>
+        <w:rFonts w:ascii="Wingdings" w:hAnsi="Wingdings" w:hint="default"/>
+        <w:sz w:val="20"/>
+      </w:rPr>
+    </w:lvl>
+  </w:abstractNum>
+  <w:abstractNum w:abstractNumId="21" w15:restartNumberingAfterBreak="0">
     <w:nsid w:val="5FB853FF"/>
     <w:multiLevelType w:val="multilevel"/>
     <w:tmpl w:val="4CF2636A"/>
@@ -4865,7 +7675,7 @@
       </w:rPr>
     </w:lvl>
   </w:abstractNum>
-  <w:abstractNum w:abstractNumId="15" w15:restartNumberingAfterBreak="0">
+  <w:abstractNum w:abstractNumId="22" w15:restartNumberingAfterBreak="0">
     <w:nsid w:val="616D5D56"/>
     <w:multiLevelType w:val="multilevel"/>
     <w:tmpl w:val="EE863DBC"/>
@@ -5014,7 +7824,305 @@
       </w:rPr>
     </w:lvl>
   </w:abstractNum>
-  <w:abstractNum w:abstractNumId="16" w15:restartNumberingAfterBreak="0">
+  <w:abstractNum w:abstractNumId="23" w15:restartNumberingAfterBreak="0">
+    <w:nsid w:val="62F76AAA"/>
+    <w:multiLevelType w:val="multilevel"/>
+    <w:tmpl w:val="9FC86B4E"/>
+    <w:lvl w:ilvl="0">
+      <w:start w:val="1"/>
+      <w:numFmt w:val="bullet"/>
+      <w:lvlText w:val=""/>
+      <w:lvlJc w:val="left"/>
+      <w:pPr>
+        <w:tabs>
+          <w:tab w:val="num" w:pos="720"/>
+        </w:tabs>
+        <w:ind w:left="720" w:hanging="360"/>
+      </w:pPr>
+      <w:rPr>
+        <w:rFonts w:ascii="Symbol" w:hAnsi="Symbol" w:hint="default"/>
+        <w:sz w:val="20"/>
+      </w:rPr>
+    </w:lvl>
+    <w:lvl w:ilvl="1">
+      <w:start w:val="1"/>
+      <w:numFmt w:val="bullet"/>
+      <w:lvlText w:val="o"/>
+      <w:lvlJc w:val="left"/>
+      <w:pPr>
+        <w:tabs>
+          <w:tab w:val="num" w:pos="1440"/>
+        </w:tabs>
+        <w:ind w:left="1440" w:hanging="360"/>
+      </w:pPr>
+      <w:rPr>
+        <w:rFonts w:ascii="Courier New" w:hAnsi="Courier New" w:hint="default"/>
+        <w:sz w:val="20"/>
+      </w:rPr>
+    </w:lvl>
+    <w:lvl w:ilvl="2" w:tentative="1">
+      <w:start w:val="1"/>
+      <w:numFmt w:val="bullet"/>
+      <w:lvlText w:val=""/>
+      <w:lvlJc w:val="left"/>
+      <w:pPr>
+        <w:tabs>
+          <w:tab w:val="num" w:pos="2160"/>
+        </w:tabs>
+        <w:ind w:left="2160" w:hanging="360"/>
+      </w:pPr>
+      <w:rPr>
+        <w:rFonts w:ascii="Wingdings" w:hAnsi="Wingdings" w:hint="default"/>
+        <w:sz w:val="20"/>
+      </w:rPr>
+    </w:lvl>
+    <w:lvl w:ilvl="3" w:tentative="1">
+      <w:start w:val="1"/>
+      <w:numFmt w:val="bullet"/>
+      <w:lvlText w:val=""/>
+      <w:lvlJc w:val="left"/>
+      <w:pPr>
+        <w:tabs>
+          <w:tab w:val="num" w:pos="2880"/>
+        </w:tabs>
+        <w:ind w:left="2880" w:hanging="360"/>
+      </w:pPr>
+      <w:rPr>
+        <w:rFonts w:ascii="Wingdings" w:hAnsi="Wingdings" w:hint="default"/>
+        <w:sz w:val="20"/>
+      </w:rPr>
+    </w:lvl>
+    <w:lvl w:ilvl="4" w:tentative="1">
+      <w:start w:val="1"/>
+      <w:numFmt w:val="bullet"/>
+      <w:lvlText w:val=""/>
+      <w:lvlJc w:val="left"/>
+      <w:pPr>
+        <w:tabs>
+          <w:tab w:val="num" w:pos="3600"/>
+        </w:tabs>
+        <w:ind w:left="3600" w:hanging="360"/>
+      </w:pPr>
+      <w:rPr>
+        <w:rFonts w:ascii="Wingdings" w:hAnsi="Wingdings" w:hint="default"/>
+        <w:sz w:val="20"/>
+      </w:rPr>
+    </w:lvl>
+    <w:lvl w:ilvl="5" w:tentative="1">
+      <w:start w:val="1"/>
+      <w:numFmt w:val="bullet"/>
+      <w:lvlText w:val=""/>
+      <w:lvlJc w:val="left"/>
+      <w:pPr>
+        <w:tabs>
+          <w:tab w:val="num" w:pos="4320"/>
+        </w:tabs>
+        <w:ind w:left="4320" w:hanging="360"/>
+      </w:pPr>
+      <w:rPr>
+        <w:rFonts w:ascii="Wingdings" w:hAnsi="Wingdings" w:hint="default"/>
+        <w:sz w:val="20"/>
+      </w:rPr>
+    </w:lvl>
+    <w:lvl w:ilvl="6" w:tentative="1">
+      <w:start w:val="1"/>
+      <w:numFmt w:val="bullet"/>
+      <w:lvlText w:val=""/>
+      <w:lvlJc w:val="left"/>
+      <w:pPr>
+        <w:tabs>
+          <w:tab w:val="num" w:pos="5040"/>
+        </w:tabs>
+        <w:ind w:left="5040" w:hanging="360"/>
+      </w:pPr>
+      <w:rPr>
+        <w:rFonts w:ascii="Wingdings" w:hAnsi="Wingdings" w:hint="default"/>
+        <w:sz w:val="20"/>
+      </w:rPr>
+    </w:lvl>
+    <w:lvl w:ilvl="7" w:tentative="1">
+      <w:start w:val="1"/>
+      <w:numFmt w:val="bullet"/>
+      <w:lvlText w:val=""/>
+      <w:lvlJc w:val="left"/>
+      <w:pPr>
+        <w:tabs>
+          <w:tab w:val="num" w:pos="5760"/>
+        </w:tabs>
+        <w:ind w:left="5760" w:hanging="360"/>
+      </w:pPr>
+      <w:rPr>
+        <w:rFonts w:ascii="Wingdings" w:hAnsi="Wingdings" w:hint="default"/>
+        <w:sz w:val="20"/>
+      </w:rPr>
+    </w:lvl>
+    <w:lvl w:ilvl="8" w:tentative="1">
+      <w:start w:val="1"/>
+      <w:numFmt w:val="bullet"/>
+      <w:lvlText w:val=""/>
+      <w:lvlJc w:val="left"/>
+      <w:pPr>
+        <w:tabs>
+          <w:tab w:val="num" w:pos="6480"/>
+        </w:tabs>
+        <w:ind w:left="6480" w:hanging="360"/>
+      </w:pPr>
+      <w:rPr>
+        <w:rFonts w:ascii="Wingdings" w:hAnsi="Wingdings" w:hint="default"/>
+        <w:sz w:val="20"/>
+      </w:rPr>
+    </w:lvl>
+  </w:abstractNum>
+  <w:abstractNum w:abstractNumId="24" w15:restartNumberingAfterBreak="0">
+    <w:nsid w:val="636A1E16"/>
+    <w:multiLevelType w:val="multilevel"/>
+    <w:tmpl w:val="EAF41E16"/>
+    <w:lvl w:ilvl="0">
+      <w:start w:val="1"/>
+      <w:numFmt w:val="bullet"/>
+      <w:lvlText w:val=""/>
+      <w:lvlJc w:val="left"/>
+      <w:pPr>
+        <w:tabs>
+          <w:tab w:val="num" w:pos="720"/>
+        </w:tabs>
+        <w:ind w:left="720" w:hanging="360"/>
+      </w:pPr>
+      <w:rPr>
+        <w:rFonts w:ascii="Symbol" w:hAnsi="Symbol" w:hint="default"/>
+        <w:sz w:val="20"/>
+      </w:rPr>
+    </w:lvl>
+    <w:lvl w:ilvl="1" w:tentative="1">
+      <w:start w:val="1"/>
+      <w:numFmt w:val="bullet"/>
+      <w:lvlText w:val="o"/>
+      <w:lvlJc w:val="left"/>
+      <w:pPr>
+        <w:tabs>
+          <w:tab w:val="num" w:pos="1440"/>
+        </w:tabs>
+        <w:ind w:left="1440" w:hanging="360"/>
+      </w:pPr>
+      <w:rPr>
+        <w:rFonts w:ascii="Courier New" w:hAnsi="Courier New" w:hint="default"/>
+        <w:sz w:val="20"/>
+      </w:rPr>
+    </w:lvl>
+    <w:lvl w:ilvl="2" w:tentative="1">
+      <w:start w:val="1"/>
+      <w:numFmt w:val="bullet"/>
+      <w:lvlText w:val=""/>
+      <w:lvlJc w:val="left"/>
+      <w:pPr>
+        <w:tabs>
+          <w:tab w:val="num" w:pos="2160"/>
+        </w:tabs>
+        <w:ind w:left="2160" w:hanging="360"/>
+      </w:pPr>
+      <w:rPr>
+        <w:rFonts w:ascii="Wingdings" w:hAnsi="Wingdings" w:hint="default"/>
+        <w:sz w:val="20"/>
+      </w:rPr>
+    </w:lvl>
+    <w:lvl w:ilvl="3" w:tentative="1">
+      <w:start w:val="1"/>
+      <w:numFmt w:val="bullet"/>
+      <w:lvlText w:val=""/>
+      <w:lvlJc w:val="left"/>
+      <w:pPr>
+        <w:tabs>
+          <w:tab w:val="num" w:pos="2880"/>
+        </w:tabs>
+        <w:ind w:left="2880" w:hanging="360"/>
+      </w:pPr>
+      <w:rPr>
+        <w:rFonts w:ascii="Wingdings" w:hAnsi="Wingdings" w:hint="default"/>
+        <w:sz w:val="20"/>
+      </w:rPr>
+    </w:lvl>
+    <w:lvl w:ilvl="4" w:tentative="1">
+      <w:start w:val="1"/>
+      <w:numFmt w:val="bullet"/>
+      <w:lvlText w:val=""/>
+      <w:lvlJc w:val="left"/>
+      <w:pPr>
+        <w:tabs>
+          <w:tab w:val="num" w:pos="3600"/>
+        </w:tabs>
+        <w:ind w:left="3600" w:hanging="360"/>
+      </w:pPr>
+      <w:rPr>
+        <w:rFonts w:ascii="Wingdings" w:hAnsi="Wingdings" w:hint="default"/>
+        <w:sz w:val="20"/>
+      </w:rPr>
+    </w:lvl>
+    <w:lvl w:ilvl="5" w:tentative="1">
+      <w:start w:val="1"/>
+      <w:numFmt w:val="bullet"/>
+      <w:lvlText w:val=""/>
+      <w:lvlJc w:val="left"/>
+      <w:pPr>
+        <w:tabs>
+          <w:tab w:val="num" w:pos="4320"/>
+        </w:tabs>
+        <w:ind w:left="4320" w:hanging="360"/>
+      </w:pPr>
+      <w:rPr>
+        <w:rFonts w:ascii="Wingdings" w:hAnsi="Wingdings" w:hint="default"/>
+        <w:sz w:val="20"/>
+      </w:rPr>
+    </w:lvl>
+    <w:lvl w:ilvl="6" w:tentative="1">
+      <w:start w:val="1"/>
+      <w:numFmt w:val="bullet"/>
+      <w:lvlText w:val=""/>
+      <w:lvlJc w:val="left"/>
+      <w:pPr>
+        <w:tabs>
+          <w:tab w:val="num" w:pos="5040"/>
+        </w:tabs>
+        <w:ind w:left="5040" w:hanging="360"/>
+      </w:pPr>
+      <w:rPr>
+        <w:rFonts w:ascii="Wingdings" w:hAnsi="Wingdings" w:hint="default"/>
+        <w:sz w:val="20"/>
+      </w:rPr>
+    </w:lvl>
+    <w:lvl w:ilvl="7" w:tentative="1">
+      <w:start w:val="1"/>
+      <w:numFmt w:val="bullet"/>
+      <w:lvlText w:val=""/>
+      <w:lvlJc w:val="left"/>
+      <w:pPr>
+        <w:tabs>
+          <w:tab w:val="num" w:pos="5760"/>
+        </w:tabs>
+        <w:ind w:left="5760" w:hanging="360"/>
+      </w:pPr>
+      <w:rPr>
+        <w:rFonts w:ascii="Wingdings" w:hAnsi="Wingdings" w:hint="default"/>
+        <w:sz w:val="20"/>
+      </w:rPr>
+    </w:lvl>
+    <w:lvl w:ilvl="8" w:tentative="1">
+      <w:start w:val="1"/>
+      <w:numFmt w:val="bullet"/>
+      <w:lvlText w:val=""/>
+      <w:lvlJc w:val="left"/>
+      <w:pPr>
+        <w:tabs>
+          <w:tab w:val="num" w:pos="6480"/>
+        </w:tabs>
+        <w:ind w:left="6480" w:hanging="360"/>
+      </w:pPr>
+      <w:rPr>
+        <w:rFonts w:ascii="Wingdings" w:hAnsi="Wingdings" w:hint="default"/>
+        <w:sz w:val="20"/>
+      </w:rPr>
+    </w:lvl>
+  </w:abstractNum>
+  <w:abstractNum w:abstractNumId="25" w15:restartNumberingAfterBreak="0">
     <w:nsid w:val="66633087"/>
     <w:multiLevelType w:val="multilevel"/>
     <w:tmpl w:val="B114F8AE"/>
@@ -5163,7 +8271,7 @@
       </w:rPr>
     </w:lvl>
   </w:abstractNum>
-  <w:abstractNum w:abstractNumId="17" w15:restartNumberingAfterBreak="0">
+  <w:abstractNum w:abstractNumId="26" w15:restartNumberingAfterBreak="0">
     <w:nsid w:val="66C5738A"/>
     <w:multiLevelType w:val="multilevel"/>
     <w:tmpl w:val="66D68148"/>
@@ -5312,7 +8420,7 @@
       </w:rPr>
     </w:lvl>
   </w:abstractNum>
-  <w:abstractNum w:abstractNumId="18" w15:restartNumberingAfterBreak="0">
+  <w:abstractNum w:abstractNumId="27" w15:restartNumberingAfterBreak="0">
     <w:nsid w:val="71D555C2"/>
     <w:multiLevelType w:val="multilevel"/>
     <w:tmpl w:val="59686C16"/>
@@ -5461,62 +8569,241 @@
       </w:rPr>
     </w:lvl>
   </w:abstractNum>
+  <w:abstractNum w:abstractNumId="28" w15:restartNumberingAfterBreak="0">
+    <w:nsid w:val="77D60DA3"/>
+    <w:multiLevelType w:val="multilevel"/>
+    <w:tmpl w:val="C2CEECE0"/>
+    <w:lvl w:ilvl="0">
+      <w:start w:val="1"/>
+      <w:numFmt w:val="bullet"/>
+      <w:lvlText w:val=""/>
+      <w:lvlJc w:val="left"/>
+      <w:pPr>
+        <w:tabs>
+          <w:tab w:val="num" w:pos="720"/>
+        </w:tabs>
+        <w:ind w:left="720" w:hanging="360"/>
+      </w:pPr>
+      <w:rPr>
+        <w:rFonts w:ascii="Symbol" w:hAnsi="Symbol" w:hint="default"/>
+        <w:sz w:val="20"/>
+      </w:rPr>
+    </w:lvl>
+    <w:lvl w:ilvl="1">
+      <w:start w:val="1"/>
+      <w:numFmt w:val="bullet"/>
+      <w:lvlText w:val="o"/>
+      <w:lvlJc w:val="left"/>
+      <w:pPr>
+        <w:tabs>
+          <w:tab w:val="num" w:pos="1440"/>
+        </w:tabs>
+        <w:ind w:left="1440" w:hanging="360"/>
+      </w:pPr>
+      <w:rPr>
+        <w:rFonts w:ascii="Courier New" w:hAnsi="Courier New" w:hint="default"/>
+        <w:sz w:val="20"/>
+      </w:rPr>
+    </w:lvl>
+    <w:lvl w:ilvl="2" w:tentative="1">
+      <w:start w:val="1"/>
+      <w:numFmt w:val="bullet"/>
+      <w:lvlText w:val=""/>
+      <w:lvlJc w:val="left"/>
+      <w:pPr>
+        <w:tabs>
+          <w:tab w:val="num" w:pos="2160"/>
+        </w:tabs>
+        <w:ind w:left="2160" w:hanging="360"/>
+      </w:pPr>
+      <w:rPr>
+        <w:rFonts w:ascii="Wingdings" w:hAnsi="Wingdings" w:hint="default"/>
+        <w:sz w:val="20"/>
+      </w:rPr>
+    </w:lvl>
+    <w:lvl w:ilvl="3" w:tentative="1">
+      <w:start w:val="1"/>
+      <w:numFmt w:val="bullet"/>
+      <w:lvlText w:val=""/>
+      <w:lvlJc w:val="left"/>
+      <w:pPr>
+        <w:tabs>
+          <w:tab w:val="num" w:pos="2880"/>
+        </w:tabs>
+        <w:ind w:left="2880" w:hanging="360"/>
+      </w:pPr>
+      <w:rPr>
+        <w:rFonts w:ascii="Wingdings" w:hAnsi="Wingdings" w:hint="default"/>
+        <w:sz w:val="20"/>
+      </w:rPr>
+    </w:lvl>
+    <w:lvl w:ilvl="4" w:tentative="1">
+      <w:start w:val="1"/>
+      <w:numFmt w:val="bullet"/>
+      <w:lvlText w:val=""/>
+      <w:lvlJc w:val="left"/>
+      <w:pPr>
+        <w:tabs>
+          <w:tab w:val="num" w:pos="3600"/>
+        </w:tabs>
+        <w:ind w:left="3600" w:hanging="360"/>
+      </w:pPr>
+      <w:rPr>
+        <w:rFonts w:ascii="Wingdings" w:hAnsi="Wingdings" w:hint="default"/>
+        <w:sz w:val="20"/>
+      </w:rPr>
+    </w:lvl>
+    <w:lvl w:ilvl="5" w:tentative="1">
+      <w:start w:val="1"/>
+      <w:numFmt w:val="bullet"/>
+      <w:lvlText w:val=""/>
+      <w:lvlJc w:val="left"/>
+      <w:pPr>
+        <w:tabs>
+          <w:tab w:val="num" w:pos="4320"/>
+        </w:tabs>
+        <w:ind w:left="4320" w:hanging="360"/>
+      </w:pPr>
+      <w:rPr>
+        <w:rFonts w:ascii="Wingdings" w:hAnsi="Wingdings" w:hint="default"/>
+        <w:sz w:val="20"/>
+      </w:rPr>
+    </w:lvl>
+    <w:lvl w:ilvl="6" w:tentative="1">
+      <w:start w:val="1"/>
+      <w:numFmt w:val="bullet"/>
+      <w:lvlText w:val=""/>
+      <w:lvlJc w:val="left"/>
+      <w:pPr>
+        <w:tabs>
+          <w:tab w:val="num" w:pos="5040"/>
+        </w:tabs>
+        <w:ind w:left="5040" w:hanging="360"/>
+      </w:pPr>
+      <w:rPr>
+        <w:rFonts w:ascii="Wingdings" w:hAnsi="Wingdings" w:hint="default"/>
+        <w:sz w:val="20"/>
+      </w:rPr>
+    </w:lvl>
+    <w:lvl w:ilvl="7" w:tentative="1">
+      <w:start w:val="1"/>
+      <w:numFmt w:val="bullet"/>
+      <w:lvlText w:val=""/>
+      <w:lvlJc w:val="left"/>
+      <w:pPr>
+        <w:tabs>
+          <w:tab w:val="num" w:pos="5760"/>
+        </w:tabs>
+        <w:ind w:left="5760" w:hanging="360"/>
+      </w:pPr>
+      <w:rPr>
+        <w:rFonts w:ascii="Wingdings" w:hAnsi="Wingdings" w:hint="default"/>
+        <w:sz w:val="20"/>
+      </w:rPr>
+    </w:lvl>
+    <w:lvl w:ilvl="8" w:tentative="1">
+      <w:start w:val="1"/>
+      <w:numFmt w:val="bullet"/>
+      <w:lvlText w:val=""/>
+      <w:lvlJc w:val="left"/>
+      <w:pPr>
+        <w:tabs>
+          <w:tab w:val="num" w:pos="6480"/>
+        </w:tabs>
+        <w:ind w:left="6480" w:hanging="360"/>
+      </w:pPr>
+      <w:rPr>
+        <w:rFonts w:ascii="Wingdings" w:hAnsi="Wingdings" w:hint="default"/>
+        <w:sz w:val="20"/>
+      </w:rPr>
+    </w:lvl>
+  </w:abstractNum>
   <w:num w:numId="1" w16cid:durableId="1422027054">
+    <w:abstractNumId w:val="7"/>
+  </w:num>
+  <w:num w:numId="2" w16cid:durableId="286546771">
+    <w:abstractNumId w:val="17"/>
+  </w:num>
+  <w:num w:numId="3" w16cid:durableId="1612588974">
+    <w:abstractNumId w:val="19"/>
+  </w:num>
+  <w:num w:numId="4" w16cid:durableId="1231577600">
+    <w:abstractNumId w:val="2"/>
+  </w:num>
+  <w:num w:numId="5" w16cid:durableId="212810066">
+    <w:abstractNumId w:val="26"/>
+  </w:num>
+  <w:num w:numId="6" w16cid:durableId="218247415">
+    <w:abstractNumId w:val="10"/>
+  </w:num>
+  <w:num w:numId="7" w16cid:durableId="1999379874">
+    <w:abstractNumId w:val="6"/>
+  </w:num>
+  <w:num w:numId="8" w16cid:durableId="406615457">
+    <w:abstractNumId w:val="3"/>
+  </w:num>
+  <w:num w:numId="9" w16cid:durableId="1860853526">
+    <w:abstractNumId w:val="13"/>
+  </w:num>
+  <w:num w:numId="10" w16cid:durableId="1513102059">
+    <w:abstractNumId w:val="4"/>
+  </w:num>
+  <w:num w:numId="11" w16cid:durableId="1573352470">
+    <w:abstractNumId w:val="25"/>
+  </w:num>
+  <w:num w:numId="12" w16cid:durableId="164245135">
+    <w:abstractNumId w:val="11"/>
+  </w:num>
+  <w:num w:numId="13" w16cid:durableId="919099956">
+    <w:abstractNumId w:val="18"/>
+  </w:num>
+  <w:num w:numId="14" w16cid:durableId="1003315881">
+    <w:abstractNumId w:val="21"/>
+  </w:num>
+  <w:num w:numId="15" w16cid:durableId="1358123309">
+    <w:abstractNumId w:val="12"/>
+  </w:num>
+  <w:num w:numId="16" w16cid:durableId="1985355716">
+    <w:abstractNumId w:val="27"/>
+  </w:num>
+  <w:num w:numId="17" w16cid:durableId="1703093938">
+    <w:abstractNumId w:val="22"/>
+  </w:num>
+  <w:num w:numId="18" w16cid:durableId="78062870">
+    <w:abstractNumId w:val="8"/>
+  </w:num>
+  <w:num w:numId="19" w16cid:durableId="2042050611">
+    <w:abstractNumId w:val="1"/>
+  </w:num>
+  <w:num w:numId="20" w16cid:durableId="1140539169">
+    <w:abstractNumId w:val="24"/>
+  </w:num>
+  <w:num w:numId="21" w16cid:durableId="705646380">
     <w:abstractNumId w:val="5"/>
   </w:num>
-  <w:num w:numId="2" w16cid:durableId="286546771">
-    <w:abstractNumId w:val="11"/>
+  <w:num w:numId="22" w16cid:durableId="866529260">
+    <w:abstractNumId w:val="0"/>
   </w:num>
-  <w:num w:numId="3" w16cid:durableId="1612588974">
-    <w:abstractNumId w:val="13"/>
+  <w:num w:numId="23" w16cid:durableId="1729454722">
+    <w:abstractNumId w:val="14"/>
   </w:num>
-  <w:num w:numId="4" w16cid:durableId="1231577600">
-    <w:abstractNumId w:val="1"/>
+  <w:num w:numId="24" w16cid:durableId="1118181027">
+    <w:abstractNumId w:val="20"/>
   </w:num>
-  <w:num w:numId="5" w16cid:durableId="212810066">
-    <w:abstractNumId w:val="17"/>
+  <w:num w:numId="25" w16cid:durableId="839735911">
+    <w:abstractNumId w:val="9"/>
   </w:num>
-  <w:num w:numId="6" w16cid:durableId="218247415">
-    <w:abstractNumId w:val="7"/>
+  <w:num w:numId="26" w16cid:durableId="174157390">
+    <w:abstractNumId w:val="23"/>
   </w:num>
-  <w:num w:numId="7" w16cid:durableId="1999379874">
-    <w:abstractNumId w:val="4"/>
-  </w:num>
-  <w:num w:numId="8" w16cid:durableId="406615457">
-    <w:abstractNumId w:val="2"/>
-  </w:num>
-  <w:num w:numId="9" w16cid:durableId="1860853526">
-    <w:abstractNumId w:val="10"/>
-  </w:num>
-  <w:num w:numId="10" w16cid:durableId="1513102059">
-    <w:abstractNumId w:val="3"/>
-  </w:num>
-  <w:num w:numId="11" w16cid:durableId="1573352470">
+  <w:num w:numId="27" w16cid:durableId="1697080292">
     <w:abstractNumId w:val="16"/>
   </w:num>
-  <w:num w:numId="12" w16cid:durableId="164245135">
-    <w:abstractNumId w:val="8"/>
+  <w:num w:numId="28" w16cid:durableId="72707444">
+    <w:abstractNumId w:val="28"/>
   </w:num>
-  <w:num w:numId="13" w16cid:durableId="919099956">
-    <w:abstractNumId w:val="12"/>
-  </w:num>
-  <w:num w:numId="14" w16cid:durableId="1003315881">
-    <w:abstractNumId w:val="14"/>
-  </w:num>
-  <w:num w:numId="15" w16cid:durableId="1358123309">
-    <w:abstractNumId w:val="9"/>
-  </w:num>
-  <w:num w:numId="16" w16cid:durableId="1985355716">
-    <w:abstractNumId w:val="18"/>
-  </w:num>
-  <w:num w:numId="17" w16cid:durableId="1703093938">
+  <w:num w:numId="29" w16cid:durableId="1941257974">
     <w:abstractNumId w:val="15"/>
-  </w:num>
-  <w:num w:numId="18" w16cid:durableId="78062870">
-    <w:abstractNumId w:val="6"/>
-  </w:num>
-  <w:num w:numId="19" w16cid:durableId="2042050611">
-    <w:abstractNumId w:val="0"/>
   </w:num>
 </w:numbering>
 </file>
@@ -5921,6 +9208,7 @@
   <w:style w:type="paragraph" w:default="1" w:styleId="Normal">
     <w:name w:val="Normal"/>
     <w:qFormat/>
+    <w:rsid w:val="00C759E0"/>
   </w:style>
   <w:style w:type="paragraph" w:styleId="Heading1">
     <w:name w:val="heading 1"/>
@@ -6123,6 +9411,7 @@
   <w:style w:type="character" w:default="1" w:styleId="DefaultParagraphFont">
     <w:name w:val="Default Paragraph Font"/>
     <w:uiPriority w:val="1"/>
+    <w:semiHidden/>
     <w:unhideWhenUsed/>
   </w:style>
   <w:style w:type="table" w:default="1" w:styleId="TableNormal">
@@ -6477,6 +9766,18 @@
       </w:tblBorders>
     </w:tblPr>
   </w:style>
+  <w:style w:type="character" w:styleId="FollowedHyperlink">
+    <w:name w:val="FollowedHyperlink"/>
+    <w:basedOn w:val="DefaultParagraphFont"/>
+    <w:uiPriority w:val="99"/>
+    <w:semiHidden/>
+    <w:unhideWhenUsed/>
+    <w:rsid w:val="00A14FE7"/>
+    <w:rPr>
+      <w:color w:val="954F72" w:themeColor="followedHyperlink"/>
+      <w:u w:val="single"/>
+    </w:rPr>
+  </w:style>
 </w:styles>
 </file>
 
